--- a/docs/superpowers/specs/2026-06-19-a3-fixed-asset-design.docx
+++ b/docs/superpowers/specs/2026-06-19-a3-fixed-asset-design.docx
@@ -2,7 +2,7 @@
 <file path=word/document.xml><?xml version="1.0" encoding="utf-8"?>
 <w:document xmlns:w="http://schemas.openxmlformats.org/wordprocessingml/2006/main" xmlns:m="http://schemas.openxmlformats.org/officeDocument/2006/math" xmlns:r="http://schemas.openxmlformats.org/officeDocument/2006/relationships" xmlns:o="urn:schemas-microsoft-com:office:office" xmlns:v="urn:schemas-microsoft-com:vml" xmlns:w10="urn:schemas-microsoft-com:office:word" xmlns:a="http://schemas.openxmlformats.org/drawingml/2006/main" xmlns:pic="http://schemas.openxmlformats.org/drawingml/2006/picture" xmlns:wp="http://schemas.openxmlformats.org/drawingml/2006/wordprocessingDrawing">
   <w:body>
-    <w:bookmarkStart w:id="45" w:name="a3-固定资产fixed-asset设计-spec"/>
+    <w:bookmarkStart w:id="46" w:name="a3-固定资产fixed-asset设计-spec"/>
     <w:p>
       <w:pPr>
         <w:pStyle w:val="Heading1"/>
@@ -219,10 +219,109 @@
           <w:b/>
           <w:bCs/>
         </w:rPr>
-        <w:t xml:space="preserve">），零引擎改造</w:t>
-      </w:r>
-      <w:r>
-        <w:t xml:space="preserve">。</w:t>
+        <w:t xml:space="preserve">）；自动凭证引擎</w:t>
+      </w:r>
+      <w:r>
+        <w:rPr>
+          <w:b/>
+          <w:bCs/>
+        </w:rPr>
+        <w:t xml:space="preserve"> </w:t>
+      </w:r>
+      <w:r>
+        <w:rPr>
+          <w:rStyle w:val="VerbatimChar"/>
+          <w:b/>
+          <w:bCs/>
+        </w:rPr>
+        <w:t xml:space="preserve">AutoVoucherEngine</w:t>
+      </w:r>
+      <w:r>
+        <w:rPr>
+          <w:b/>
+          <w:bCs/>
+        </w:rPr>
+        <w:t xml:space="preserve"> </w:t>
+      </w:r>
+      <w:r>
+        <w:rPr>
+          <w:rFonts w:hint="eastAsia"/>
+          <w:b/>
+          <w:bCs/>
+        </w:rPr>
+        <w:t xml:space="preserve">零改</w:t>
+      </w:r>
+      <w:r>
+        <w:rPr>
+          <w:rFonts w:hint="eastAsia"/>
+        </w:rPr>
+        <w:t xml:space="preserve">（共享</w:t>
+      </w:r>
+      <w:r>
+        <w:t xml:space="preserve"> Fin </w:t>
+      </w:r>
+      <w:r>
+        <w:rPr>
+          <w:rFonts w:hint="eastAsia"/>
+        </w:rPr>
+        <w:t xml:space="preserve">侧仅</w:t>
+      </w:r>
+      <w:r>
+        <w:t xml:space="preserve"> 3 </w:t>
+      </w:r>
+      <w:r>
+        <w:rPr>
+          <w:rFonts w:hint="eastAsia"/>
+        </w:rPr>
+        <w:t xml:space="preserve">处轻量接入：</w:t>
+      </w:r>
+      <w:r>
+        <w:rPr>
+          <w:rStyle w:val="VerbatimChar"/>
+        </w:rPr>
+        <w:t xml:space="preserve">VoucherSource</w:t>
+      </w:r>
+      <w:r>
+        <w:t xml:space="preserve"> </w:t>
+      </w:r>
+      <w:r>
+        <w:rPr>
+          <w:rFonts w:hint="eastAsia"/>
+        </w:rPr>
+        <w:t xml:space="preserve">追加枚举值、</w:t>
+      </w:r>
+      <w:r>
+        <w:rPr>
+          <w:rStyle w:val="VerbatimChar"/>
+        </w:rPr>
+        <w:t xml:space="preserve">PeriodCloseService</w:t>
+      </w:r>
+      <w:r>
+        <w:t xml:space="preserve"> </w:t>
+      </w:r>
+      <w:r>
+        <w:rPr>
+          <w:rFonts w:hint="eastAsia"/>
+        </w:rPr>
+        <w:t xml:space="preserve">折旧钩子、</w:t>
+      </w:r>
+      <w:r>
+        <w:rPr>
+          <w:rStyle w:val="VerbatimChar"/>
+        </w:rPr>
+        <w:t xml:space="preserve">Program.cs</w:t>
+      </w:r>
+      <w:r>
+        <w:t xml:space="preserve"> </w:t>
+      </w:r>
+      <w:r>
+        <w:t xml:space="preserve">DI/Worker </w:t>
+      </w:r>
+      <w:r>
+        <w:rPr>
+          <w:rFonts w:hint="eastAsia"/>
+        </w:rPr>
+        <w:t xml:space="preserve">注册）。</w:t>
       </w:r>
     </w:p>
     <w:p>
@@ -242,7 +341,25 @@
         <w:rPr>
           <w:rFonts w:hint="eastAsia"/>
         </w:rPr>
-        <w:t xml:space="preserve">定稿（A3-D1~D9，用户两批决策全采纳）。日期</w:t>
+        <w:t xml:space="preserve">定稿（A3-D1~D9，用户两批决策全采纳）+</w:t>
+      </w:r>
+      <w:r>
+        <w:t xml:space="preserve"> review </w:t>
+      </w:r>
+      <w:r>
+        <w:rPr>
+          <w:rFonts w:hint="eastAsia"/>
+        </w:rPr>
+        <w:t xml:space="preserve">修订（用户</w:t>
+      </w:r>
+      <w:r>
+        <w:t xml:space="preserve"> review </w:t>
+      </w:r>
+      <w:r>
+        <w:rPr>
+          <w:rFonts w:hint="eastAsia"/>
+        </w:rPr>
+        <w:t xml:space="preserve">全采纳，已并入本定稿）。日期</w:t>
       </w:r>
       <w:r>
         <w:t xml:space="preserve"> </w:t>
@@ -904,7 +1021,7 @@
         <w:rPr>
           <w:rFonts w:hint="eastAsia"/>
         </w:rPr>
-        <w:t xml:space="preserve">月末折旧；②</w:t>
+        <w:t xml:space="preserve">月末折旧（含处置月补提，同属折旧类）；②</w:t>
       </w:r>
       <w:r>
         <w:t xml:space="preserve"> </w:t>
@@ -1789,7 +1906,31 @@
               <w:rPr>
                 <w:rFonts w:hint="eastAsia"/>
               </w:rPr>
-              <w:t xml:space="preserve">兜底</w:t>
+              <w:t xml:space="preserve">兜底；</w:t>
+            </w:r>
+            <w:r>
+              <w:rPr>
+                <w:rStyle w:val="VerbatimChar"/>
+              </w:rPr>
+              <w:t xml:space="preserve">PreCloseCheckAsync</w:t>
+            </w:r>
+            <w:r>
+              <w:t xml:space="preserve">(L55 </w:t>
+            </w:r>
+            <w:r>
+              <w:rPr>
+                <w:rFonts w:hint="eastAsia"/>
+              </w:rPr>
+              <w:t xml:space="preserve">起最先调用)</w:t>
+            </w:r>
+            <w:r>
+              <w:t xml:space="preserve"> </w:t>
+            </w:r>
+            <w:r>
+              <w:rPr>
+                <w:rFonts w:hint="eastAsia"/>
+              </w:rPr>
+              <w:t xml:space="preserve">内加工作量法硬校验（§6.1）</w:t>
             </w:r>
           </w:p>
         </w:tc>
@@ -2316,6 +2457,30 @@
               <w:t xml:space="preserve">Manual=0/AP=1/AR=2/Cost=3/Carryover=4/Reversal=5/FxReval=6</w:t>
             </w:r>
             <w:r>
+              <w:rPr>
+                <w:rFonts w:hint="eastAsia"/>
+              </w:rPr>
+              <w:t xml:space="preserve">；A4（spec</w:t>
+            </w:r>
+            <w:r>
+              <w:t xml:space="preserve"> + plan </w:t>
+            </w:r>
+            <w:r>
+              <w:rPr>
+                <w:rFonts w:hint="eastAsia"/>
+              </w:rPr>
+              <w:t xml:space="preserve">双定稿、排程在前）已锁定</w:t>
+            </w:r>
+            <w:r>
+              <w:t xml:space="preserve"> </w:t>
+            </w:r>
+            <w:r>
+              <w:rPr>
+                <w:rStyle w:val="VerbatimChar"/>
+              </w:rPr>
+              <w:t xml:space="preserve">BankRecon=7</w:t>
+            </w:r>
+            <w:r>
               <w:t xml:space="preserve"> </w:t>
             </w:r>
             <w:r>
@@ -2337,7 +2502,7 @@
                 <w:b/>
                 <w:bCs/>
               </w:rPr>
-              <w:t xml:space="preserve">新增</w:t>
+              <w:t xml:space="preserve">取其后空位</w:t>
             </w:r>
             <w:r>
               <w:rPr>
@@ -2352,7 +2517,7 @@
                 <w:b/>
                 <w:bCs/>
               </w:rPr>
-              <w:t xml:space="preserve">Depreciation=7</w:t>
+              <w:t xml:space="preserve">Depreciation=8</w:t>
             </w:r>
             <w:r>
               <w:rPr>
@@ -2367,73 +2532,59 @@
                 <w:b/>
                 <w:bCs/>
               </w:rPr>
-              <w:t xml:space="preserve">AssetDisposal=8</w:t>
-            </w:r>
-            <w:r>
-              <w:rPr>
-                <w:rFonts w:hint="eastAsia"/>
-              </w:rPr>
-              <w:t xml:space="preserve">（A4</w:t>
-            </w:r>
-            <w:r>
-              <w:t xml:space="preserve"> spec </w:t>
-            </w:r>
-            <w:r>
-              <w:rPr>
-                <w:rFonts w:hint="eastAsia"/>
-              </w:rPr>
-              <w:t xml:space="preserve">的</w:t>
+              <w:t xml:space="preserve">AssetDisposal=9</w:t>
+            </w:r>
+            <w:r>
+              <w:rPr>
+                <w:rFonts w:hint="eastAsia"/>
+              </w:rPr>
+              <w:t xml:space="preserve">，与</w:t>
+            </w:r>
+            <w:r>
+              <w:t xml:space="preserve"> A4 </w:t>
+            </w:r>
+            <w:r>
+              <w:rPr>
+                <w:rFonts w:hint="eastAsia"/>
+              </w:rPr>
+              <w:t xml:space="preserve">互不冲突、</w:t>
+            </w:r>
+            <w:r>
+              <w:rPr>
+                <w:b/>
+                <w:bCs/>
+              </w:rPr>
+              <w:t xml:space="preserve">A3 </w:t>
+            </w:r>
+            <w:r>
+              <w:rPr>
+                <w:rFonts w:hint="eastAsia"/>
+                <w:b/>
+                <w:bCs/>
+              </w:rPr>
+              <w:t xml:space="preserve">落地无需改</w:t>
+            </w:r>
+            <w:r>
+              <w:rPr>
+                <w:b/>
+                <w:bCs/>
+              </w:rPr>
+              <w:t xml:space="preserve"> A4</w:t>
+            </w:r>
+            <w:r>
+              <w:rPr>
+                <w:rFonts w:hint="eastAsia"/>
+              </w:rPr>
+              <w:t xml:space="preserve">（详见</w:t>
             </w:r>
             <w:r>
               <w:t xml:space="preserve"> </w:t>
             </w:r>
             <w:r>
               <w:rPr>
-                <w:rStyle w:val="VerbatimChar"/>
-              </w:rPr>
-              <w:t xml:space="preserve">BankRecon=7</w:t>
-            </w:r>
-            <w:r>
-              <w:t xml:space="preserve"> </w:t>
-            </w:r>
-            <w:r>
-              <w:rPr>
-                <w:rFonts w:hint="eastAsia"/>
-              </w:rPr>
-              <w:t xml:space="preserve">未开工，届时顺延为</w:t>
-            </w:r>
-            <w:r>
-              <w:t xml:space="preserve"> </w:t>
-            </w:r>
-            <w:r>
-              <w:rPr>
-                <w:rStyle w:val="VerbatimChar"/>
-              </w:rPr>
-              <w:t xml:space="preserve">9</w:t>
-            </w:r>
-            <w:r>
-              <w:rPr>
-                <w:rFonts w:hint="eastAsia"/>
-              </w:rPr>
-              <w:t xml:space="preserve">，A3</w:t>
-            </w:r>
-            <w:r>
-              <w:t xml:space="preserve"> </w:t>
-            </w:r>
-            <w:r>
-              <w:rPr>
-                <w:rFonts w:hint="eastAsia"/>
-              </w:rPr>
-              <w:t xml:space="preserve">落地时补注</w:t>
-            </w:r>
-            <w:r>
-              <w:t xml:space="preserve"> A4 </w:t>
-            </w:r>
-            <w:r>
-              <w:rPr>
-                <w:rFonts w:hint="eastAsia"/>
-              </w:rPr>
-              <w:t xml:space="preserve">spec）</w:t>
+                <w:rFonts w:hint="eastAsia"/>
+              </w:rPr>
+              <w:t xml:space="preserve">§16）</w:t>
             </w:r>
           </w:p>
         </w:tc>
@@ -4921,18 +5072,18 @@
             </w:pPr>
             <w:r>
               <w:rPr>
-                <w:rFonts w:hint="eastAsia"/>
+                <w:rStyle w:val="VerbatimChar"/>
                 <w:b/>
                 <w:bCs/>
               </w:rPr>
-              <w:t xml:space="preserve">只读计算</w:t>
+              <w:t xml:space="preserve">[NotMapped]</w:t>
             </w:r>
             <w:r>
               <w:rPr>
                 <w:b/>
                 <w:bCs/>
               </w:rPr>
-              <w:t xml:space="preserve"> / </w:t>
+              <w:t xml:space="preserve"> </w:t>
             </w:r>
             <w:r>
               <w:rPr>
@@ -4940,7 +5091,7 @@
                 <w:b/>
                 <w:bCs/>
               </w:rPr>
-              <w:t xml:space="preserve">物化</w:t>
+              <w:t xml:space="preserve">计算属性（不物化）</w:t>
             </w:r>
             <w:r>
               <w:rPr>
@@ -4955,7 +5106,16 @@
               <w:rPr>
                 <w:rFonts w:hint="eastAsia"/>
               </w:rPr>
-              <w:t xml:space="preserve">AccumulatedDepreciation（净值；本期无减值）</w:t>
+              <w:t xml:space="preserve">AccumulatedDepreciation（净值；本期无减值）。计算属性避免过账/处置/反冲多处同步漂移；若后续有按净值</w:t>
+            </w:r>
+            <w:r>
+              <w:t xml:space="preserve"> SQL </w:t>
+            </w:r>
+            <w:r>
+              <w:rPr>
+                <w:rFonts w:hint="eastAsia"/>
+              </w:rPr>
+              <w:t xml:space="preserve">过滤/报表需求再改物化列并在事务内同步</w:t>
             </w:r>
           </w:p>
         </w:tc>
@@ -5823,7 +5983,7 @@
               <w:pStyle w:val="Compact"/>
             </w:pPr>
             <w:r>
-              <w:t xml:space="preserve">Manual=1 / Worker=2 / CloseHook=3</w:t>
+              <w:t xml:space="preserve">Manual=1 / Worker=2 / CloseHook=3 / DisposalFinal=4</w:t>
             </w:r>
           </w:p>
         </w:tc>
@@ -6165,7 +6325,7 @@
         <w:rPr>
           <w:rFonts w:hint="eastAsia"/>
         </w:rPr>
-        <w:t xml:space="preserve">约束（服务层守卫）：</w:t>
+        <w:t xml:space="preserve">约束：</w:t>
       </w:r>
       <w:r>
         <w:rPr>
@@ -6188,31 +6348,235 @@
           <w:b/>
           <w:bCs/>
         </w:rPr>
-        <w:t xml:space="preserve">批次</w:t>
-      </w:r>
-      <w:r>
-        <w:rPr>
-          <w:rFonts w:hint="eastAsia"/>
-        </w:rPr>
-        <w:t xml:space="preserve">（FA003）。EF</w:t>
-      </w:r>
-      <w:r>
-        <w:t xml:space="preserve"> </w:t>
-      </w:r>
-      <w:r>
-        <w:rPr>
-          <w:rFonts w:hint="eastAsia"/>
-        </w:rPr>
-        <w:t xml:space="preserve">无法对</w:t>
-      </w:r>
-      <w:r>
-        <w:t xml:space="preserve"> enum </w:t>
-      </w:r>
-      <w:r>
-        <w:rPr>
-          <w:rFonts w:hint="eastAsia"/>
-        </w:rPr>
-        <w:t xml:space="preserve">做过滤唯一索引，故落服务层校验（沿</w:t>
+        <w:t xml:space="preserve">批量批次</w:t>
+      </w:r>
+      <w:r>
+        <w:rPr>
+          <w:rFonts w:hint="eastAsia"/>
+        </w:rPr>
+        <w:t xml:space="preserve">（</w:t>
+      </w:r>
+      <w:r>
+        <w:rPr>
+          <w:rStyle w:val="VerbatimChar"/>
+        </w:rPr>
+        <w:t xml:space="preserve">RunMode ∈ {Manual,Worker,CloseHook}</w:t>
+      </w:r>
+      <w:r>
+        <w:rPr>
+          <w:rFonts w:hint="eastAsia"/>
+        </w:rPr>
+        <w:t xml:space="preserve">，FA003）；</w:t>
+      </w:r>
+      <w:r>
+        <w:rPr>
+          <w:rFonts w:hint="eastAsia"/>
+          <w:b/>
+          <w:bCs/>
+        </w:rPr>
+        <w:t xml:space="preserve">处置补提</w:t>
+      </w:r>
+      <w:r>
+        <w:rPr>
+          <w:b/>
+          <w:bCs/>
+        </w:rPr>
+        <w:t xml:space="preserve"> </w:t>
+      </w:r>
+      <w:r>
+        <w:rPr>
+          <w:rFonts w:hint="eastAsia"/>
+          <w:b/>
+          <w:bCs/>
+        </w:rPr>
+        <w:t xml:space="preserve">Run（</w:t>
+      </w:r>
+      <w:r>
+        <w:rPr>
+          <w:rStyle w:val="VerbatimChar"/>
+          <w:b/>
+          <w:bCs/>
+        </w:rPr>
+        <w:t xml:space="preserve">RunMode=DisposalFinal</w:t>
+      </w:r>
+      <w:r>
+        <w:rPr>
+          <w:rFonts w:hint="eastAsia"/>
+          <w:b/>
+          <w:bCs/>
+        </w:rPr>
+        <w:t xml:space="preserve">，单资产，§2.6/§4.3）不计入此约束</w:t>
+      </w:r>
+      <w:r>
+        <w:rPr>
+          <w:rFonts w:hint="eastAsia"/>
+        </w:rPr>
+        <w:t xml:space="preserve">，故一期内可并存「1</w:t>
+      </w:r>
+      <w:r>
+        <w:t xml:space="preserve"> </w:t>
+      </w:r>
+      <w:r>
+        <w:rPr>
+          <w:rFonts w:hint="eastAsia"/>
+        </w:rPr>
+        <w:t xml:space="preserve">个批量批次</w:t>
+      </w:r>
+      <w:r>
+        <w:t xml:space="preserve"> + N </w:t>
+      </w:r>
+      <w:r>
+        <w:rPr>
+          <w:rFonts w:hint="eastAsia"/>
+        </w:rPr>
+        <w:t xml:space="preserve">个处置补提</w:t>
+      </w:r>
+      <w:r>
+        <w:t xml:space="preserve"> </w:t>
+      </w:r>
+      <w:r>
+        <w:rPr>
+          <w:rFonts w:hint="eastAsia"/>
+        </w:rPr>
+        <w:t xml:space="preserve">Run」（顺序无关推导见</w:t>
+      </w:r>
+      <w:r>
+        <w:t xml:space="preserve"> </w:t>
+      </w:r>
+      <w:r>
+        <w:rPr>
+          <w:rFonts w:hint="eastAsia"/>
+        </w:rPr>
+        <w:t xml:space="preserve">§3.2）。</w:t>
+      </w:r>
+      <w:r>
+        <w:t xml:space="preserve"> </w:t>
+      </w:r>
+      <w:r>
+        <w:t xml:space="preserve">&gt; </w:t>
+      </w:r>
+      <w:r>
+        <w:rPr>
+          <w:rFonts w:hint="eastAsia"/>
+        </w:rPr>
+        <w:t xml:space="preserve">双保险：①</w:t>
+      </w:r>
+      <w:r>
+        <w:t xml:space="preserve"> </w:t>
+      </w:r>
+      <w:r>
+        <w:rPr>
+          <w:b/>
+          <w:bCs/>
+        </w:rPr>
+        <w:t xml:space="preserve">DB </w:t>
+      </w:r>
+      <w:r>
+        <w:rPr>
+          <w:rFonts w:hint="eastAsia"/>
+          <w:b/>
+          <w:bCs/>
+        </w:rPr>
+        <w:t xml:space="preserve">级过滤唯一索引</w:t>
+      </w:r>
+      <w:r>
+        <w:t xml:space="preserve">——EF Core</w:t>
+      </w:r>
+      <w:r>
+        <w:t xml:space="preserve"> </w:t>
+      </w:r>
+      <w:r>
+        <w:rPr>
+          <w:rStyle w:val="VerbatimChar"/>
+        </w:rPr>
+        <w:t xml:space="preserve">HasIndex(x=&gt;new{x.TenantId,x.FiscalPeriodId}).IsUnique().HasFilter("[RunMode] IN (1,2,3) AND [Status] &lt;&gt; 2")</w:t>
+      </w:r>
+      <w:r>
+        <w:rPr>
+          <w:rFonts w:hint="eastAsia"/>
+        </w:rPr>
+        <w:t xml:space="preserve">（SQL</w:t>
+      </w:r>
+      <w:r>
+        <w:t xml:space="preserve"> Server </w:t>
+      </w:r>
+      <w:r>
+        <w:rPr>
+          <w:rFonts w:hint="eastAsia"/>
+        </w:rPr>
+        <w:t xml:space="preserve">过滤索引</w:t>
+      </w:r>
+      <w:r>
+        <w:t xml:space="preserve"> / SQLite partial index </w:t>
+      </w:r>
+      <w:r>
+        <w:rPr>
+          <w:rFonts w:hint="eastAsia"/>
+        </w:rPr>
+        <w:t xml:space="preserve">均支持；枚举落</w:t>
+      </w:r>
+      <w:r>
+        <w:t xml:space="preserve"> </w:t>
+      </w:r>
+      <w:r>
+        <w:rPr>
+          <w:rFonts w:hint="eastAsia"/>
+        </w:rPr>
+        <w:t xml:space="preserve">int，可对</w:t>
+      </w:r>
+      <w:r>
+        <w:t xml:space="preserve"> int </w:t>
+      </w:r>
+      <w:r>
+        <w:rPr>
+          <w:rFonts w:hint="eastAsia"/>
+        </w:rPr>
+        <w:t xml:space="preserve">列加过滤索引，关掉</w:t>
+      </w:r>
+      <w:r>
+        <w:t xml:space="preserve"> Worker </w:t>
+      </w:r>
+      <w:r>
+        <w:rPr>
+          <w:rFonts w:hint="eastAsia"/>
+        </w:rPr>
+        <w:t xml:space="preserve">与手动</w:t>
+      </w:r>
+      <w:r>
+        <w:t xml:space="preserve"> Run </w:t>
+      </w:r>
+      <w:r>
+        <w:rPr>
+          <w:rFonts w:hint="eastAsia"/>
+        </w:rPr>
+        <w:t xml:space="preserve">的</w:t>
+      </w:r>
+      <w:r>
+        <w:t xml:space="preserve"> check-then-insert </w:t>
+      </w:r>
+      <w:r>
+        <w:rPr>
+          <w:rFonts w:hint="eastAsia"/>
+        </w:rPr>
+        <w:t xml:space="preserve">竞态）；②</w:t>
+      </w:r>
+      <w:r>
+        <w:t xml:space="preserve"> </w:t>
+      </w:r>
+      <w:r>
+        <w:rPr>
+          <w:rFonts w:hint="eastAsia"/>
+        </w:rPr>
+        <w:t xml:space="preserve">服务层守卫</w:t>
+      </w:r>
+      <w:r>
+        <w:t xml:space="preserve"> FA003 </w:t>
+      </w:r>
+      <w:r>
+        <w:rPr>
+          <w:rFonts w:hint="eastAsia"/>
+        </w:rPr>
+        <w:t xml:space="preserve">作应用层兜底（沿</w:t>
       </w:r>
       <w:r>
         <w:t xml:space="preserve"> A4 </w:t>
@@ -6221,7 +6585,94 @@
         <w:rPr>
           <w:rFonts w:hint="eastAsia"/>
         </w:rPr>
-        <w:t xml:space="preserve">幂等模式）。</w:t>
+        <w:t xml:space="preserve">幂等模式）。落码注意：</w:t>
+      </w:r>
+      <w:r>
+        <w:rPr>
+          <w:rStyle w:val="VerbatimChar"/>
+        </w:rPr>
+        <w:t xml:space="preserve">HasFilter</w:t>
+      </w:r>
+      <w:r>
+        <w:t xml:space="preserve"> </w:t>
+      </w:r>
+      <w:r>
+        <w:rPr>
+          <w:rFonts w:hint="eastAsia"/>
+        </w:rPr>
+        <w:t xml:space="preserve">是</w:t>
+      </w:r>
+      <w:r>
+        <w:t xml:space="preserve"> provider </w:t>
+      </w:r>
+      <w:r>
+        <w:rPr>
+          <w:rFonts w:hint="eastAsia"/>
+        </w:rPr>
+        <w:t xml:space="preserve">原样</w:t>
+      </w:r>
+      <w:r>
+        <w:t xml:space="preserve"> </w:t>
+      </w:r>
+      <w:r>
+        <w:rPr>
+          <w:rFonts w:hint="eastAsia"/>
+        </w:rPr>
+        <w:t xml:space="preserve">SQL（方括号系</w:t>
+      </w:r>
+      <w:r>
+        <w:t xml:space="preserve"> SQL Server </w:t>
+      </w:r>
+      <w:r>
+        <w:rPr>
+          <w:rFonts w:hint="eastAsia"/>
+        </w:rPr>
+        <w:t xml:space="preserve">风格，SQLite</w:t>
+      </w:r>
+      <w:r>
+        <w:t xml:space="preserve"> </w:t>
+      </w:r>
+      <w:r>
+        <w:rPr>
+          <w:rFonts w:hint="eastAsia"/>
+        </w:rPr>
+        <w:t xml:space="preserve">亦容忍方括号引用），SQLite</w:t>
+      </w:r>
+      <w:r>
+        <w:t xml:space="preserve"> </w:t>
+      </w:r>
+      <w:r>
+        <w:rPr>
+          <w:rFonts w:hint="eastAsia"/>
+        </w:rPr>
+        <w:t xml:space="preserve">测试层须确认过滤索引经</w:t>
+      </w:r>
+      <w:r>
+        <w:t xml:space="preserve"> migrations/</w:t>
+      </w:r>
+      <w:r>
+        <w:rPr>
+          <w:rStyle w:val="VerbatimChar"/>
+        </w:rPr>
+        <w:t xml:space="preserve">EnsureCreated</w:t>
+      </w:r>
+      <w:r>
+        <w:t xml:space="preserve"> </w:t>
+      </w:r>
+      <w:r>
+        <w:rPr>
+          <w:rFonts w:hint="eastAsia"/>
+        </w:rPr>
+        <w:t xml:space="preserve">真建出，避免「并发双</w:t>
+      </w:r>
+      <w:r>
+        <w:t xml:space="preserve"> </w:t>
+      </w:r>
+      <w:r>
+        <w:rPr>
+          <w:rFonts w:hint="eastAsia"/>
+        </w:rPr>
+        <w:t xml:space="preserve">Run」测试假绿。</w:t>
       </w:r>
     </w:p>
     <w:bookmarkEnd w:id="13"/>
@@ -7673,8 +8124,114 @@
             <w:r>
               <w:rPr>
                 <w:rFonts w:hint="eastAsia"/>
-              </w:rPr>
-              <w:t xml:space="preserve">收款银行账户（出售/转让有价款时）</w:t>
+                <w:b/>
+                <w:bCs/>
+              </w:rPr>
+              <w:t xml:space="preserve">收/付款银行</w:t>
+            </w:r>
+            <w:r>
+              <w:rPr>
+                <w:b/>
+                <w:bCs/>
+              </w:rPr>
+              <w:t xml:space="preserve"> GlAccountId</w:t>
+            </w:r>
+            <w:r>
+              <w:rPr>
+                <w:rFonts w:hint="eastAsia"/>
+              </w:rPr>
+              <w:t xml:space="preserve">：直接指向银行/现金类</w:t>
+            </w:r>
+            <w:r>
+              <w:t xml:space="preserve"> </w:t>
+            </w:r>
+            <w:r>
+              <w:rPr>
+                <w:rFonts w:hint="eastAsia"/>
+              </w:rPr>
+              <w:t xml:space="preserve">GlAccount（或由银行主数据解析其绑定</w:t>
+            </w:r>
+            <w:r>
+              <w:t xml:space="preserve"> GL </w:t>
+            </w:r>
+            <w:r>
+              <w:rPr>
+                <w:rFonts w:hint="eastAsia"/>
+              </w:rPr>
+              <w:t xml:space="preserve">科目）。出售/转让</w:t>
+            </w:r>
+            <w:r>
+              <w:rPr>
+                <w:rFonts w:hint="eastAsia"/>
+                <w:b/>
+                <w:bCs/>
+              </w:rPr>
+              <w:t xml:space="preserve">收款</w:t>
+            </w:r>
+            <w:r>
+              <w:rPr>
+                <w:rFonts w:hint="eastAsia"/>
+              </w:rPr>
+              <w:t xml:space="preserve">与</w:t>
+            </w:r>
+            <w:r>
+              <w:rPr>
+                <w:rFonts w:hint="eastAsia"/>
+                <w:b/>
+                <w:bCs/>
+              </w:rPr>
+              <w:t xml:space="preserve">清理费用付款共用</w:t>
+            </w:r>
+            <w:r>
+              <w:rPr>
+                <w:rFonts w:hint="eastAsia"/>
+              </w:rPr>
+              <w:t xml:space="preserve">此账户；当</w:t>
+            </w:r>
+            <w:r>
+              <w:t xml:space="preserve"> </w:t>
+            </w:r>
+            <w:r>
+              <w:rPr>
+                <w:rStyle w:val="VerbatimChar"/>
+              </w:rPr>
+              <w:t xml:space="preserve">Proceeds&gt;0</w:t>
+            </w:r>
+            <w:r>
+              <w:t xml:space="preserve"> </w:t>
+            </w:r>
+            <w:r>
+              <w:rPr>
+                <w:rFonts w:hint="eastAsia"/>
+              </w:rPr>
+              <w:t xml:space="preserve">或</w:t>
+            </w:r>
+            <w:r>
+              <w:t xml:space="preserve"> </w:t>
+            </w:r>
+            <w:r>
+              <w:rPr>
+                <w:rStyle w:val="VerbatimChar"/>
+              </w:rPr>
+              <w:t xml:space="preserve">DisposalExpense&gt;0</w:t>
+            </w:r>
+            <w:r>
+              <w:t xml:space="preserve"> </w:t>
+            </w:r>
+            <w:r>
+              <w:rPr>
+                <w:rFonts w:hint="eastAsia"/>
+              </w:rPr>
+              <w:t xml:space="preserve">时必填（否则</w:t>
+            </w:r>
+            <w:r>
+              <w:t xml:space="preserve"> </w:t>
+            </w:r>
+            <w:r>
+              <w:rPr>
+                <w:rFonts w:hint="eastAsia"/>
+              </w:rPr>
+              <w:t xml:space="preserve">FA010）</w:t>
             </w:r>
           </w:p>
         </w:tc>
@@ -7722,6 +8279,76 @@
             </w:pPr>
             <w:r>
               <w:t xml:space="preserve">Draft=0 / Confirmed=1 / Reversed=2</w:t>
+            </w:r>
+          </w:p>
+        </w:tc>
+      </w:tr>
+      <w:tr>
+        <w:tc>
+          <w:tcPr/>
+          <w:p>
+            <w:pPr>
+              <w:pStyle w:val="Compact"/>
+            </w:pPr>
+            <w:r>
+              <w:rPr>
+                <w:rStyle w:val="VerbatimChar"/>
+                <w:b/>
+                <w:bCs/>
+              </w:rPr>
+              <w:t xml:space="preserve">PriorStatus</w:t>
+            </w:r>
+          </w:p>
+        </w:tc>
+        <w:tc>
+          <w:tcPr/>
+          <w:p>
+            <w:pPr>
+              <w:pStyle w:val="Compact"/>
+            </w:pPr>
+            <w:r>
+              <w:t xml:space="preserve">enum</w:t>
+            </w:r>
+            <w:r>
+              <w:t xml:space="preserve"> </w:t>
+            </w:r>
+            <w:r>
+              <w:rPr>
+                <w:rStyle w:val="VerbatimChar"/>
+              </w:rPr>
+              <w:t xml:space="preserve">AssetStatus</w:t>
+            </w:r>
+            <w:r>
+              <w:t xml:space="preserve">?</w:t>
+            </w:r>
+          </w:p>
+        </w:tc>
+        <w:tc>
+          <w:tcPr/>
+          <w:p>
+            <w:pPr>
+              <w:pStyle w:val="Compact"/>
+            </w:pPr>
+            <w:r>
+              <w:t xml:space="preserve">Confirm </w:t>
+            </w:r>
+            <w:r>
+              <w:rPr>
+                <w:rFonts w:hint="eastAsia"/>
+              </w:rPr>
+              <w:t xml:space="preserve">时快照卡片原状态（InUse</w:t>
+            </w:r>
+            <w:r>
+              <w:t xml:space="preserve"> / </w:t>
+            </w:r>
+            <w:r>
+              <w:rPr>
+                <w:rFonts w:hint="eastAsia"/>
+              </w:rPr>
+              <w:t xml:space="preserve">FullyDepreciated），供反冲精确还原（§4.4），避免一律回</w:t>
+            </w:r>
+            <w:r>
+              <w:t xml:space="preserve"> InUse</w:t>
             </w:r>
           </w:p>
         </w:tc>
@@ -8644,17 +9271,59 @@
       </w:r>
       <w:r>
         <w:rPr>
+          <w:rStyle w:val="OperatorTok"/>
+        </w:rPr>
+        <w:t xml:space="preserve">,</w:t>
+      </w:r>
+      <w:r>
+        <w:rPr>
           <w:rStyle w:val="NormalTok"/>
         </w:rPr>
-        <w:t xml:space="preserve"> </w:t>
+        <w:t xml:space="preserve"> DisposalFinal </w:t>
       </w:r>
       <w:r>
         <w:rPr>
           <w:rStyle w:val="OperatorTok"/>
         </w:rPr>
+        <w:t xml:space="preserve">=</w:t>
+      </w:r>
+      <w:r>
+        <w:rPr>
+          <w:rStyle w:val="NormalTok"/>
+        </w:rPr>
+        <w:t xml:space="preserve"> </w:t>
+      </w:r>
+      <w:r>
+        <w:rPr>
+          <w:rStyle w:val="DecValTok"/>
+        </w:rPr>
+        <w:t xml:space="preserve">4</w:t>
+      </w:r>
+      <w:r>
+        <w:rPr>
+          <w:rStyle w:val="NormalTok"/>
+        </w:rPr>
+        <w:t xml:space="preserve"> </w:t>
+      </w:r>
+      <w:r>
+        <w:rPr>
+          <w:rStyle w:val="OperatorTok"/>
+        </w:rPr>
         <w:t xml:space="preserve">}</w:t>
       </w:r>
       <w:r>
+        <w:rPr>
+          <w:rStyle w:val="NormalTok"/>
+        </w:rPr>
+        <w:t xml:space="preserve"> </w:t>
+      </w:r>
+      <w:r>
+        <w:rPr>
+          <w:rStyle w:val="CommentTok"/>
+        </w:rPr>
+        <w:t xml:space="preserve">// DisposalFinal=处置补提单资产 Run，不计入「每期单批」FA003</w:t>
+      </w:r>
+      <w:r>
         <w:br/>
       </w:r>
       <w:r>
@@ -8949,7 +9618,7 @@
         <w:rPr>
           <w:rStyle w:val="CommentTok"/>
         </w:rPr>
-        <w:t xml:space="preserve">// VoucherSource 追加：Depreciation = 7, AssetDisposal = 8</w:t>
+        <w:t xml:space="preserve">// VoucherSource 追加：Depreciation = 8, AssetDisposal = 9（A4 已占 BankRecon = 7）</w:t>
       </w:r>
     </w:p>
     <w:p>
@@ -9444,6 +10113,57 @@
           <w:rStyle w:val="CommentTok"/>
         </w:rPr>
         <w:t xml:space="preserve">// 本期之前累计折旧</w:t>
+      </w:r>
+      <w:r>
+        <w:br/>
+      </w:r>
+      <w:r>
+        <w:rPr>
+          <w:rStyle w:val="NormalTok"/>
+        </w:rPr>
+        <w:t xml:space="preserve">    </w:t>
+      </w:r>
+      <w:r>
+        <w:rPr>
+          <w:rStyle w:val="KeywordTok"/>
+        </w:rPr>
+        <w:t xml:space="preserve">public</w:t>
+      </w:r>
+      <w:r>
+        <w:rPr>
+          <w:rStyle w:val="NormalTok"/>
+        </w:rPr>
+        <w:t xml:space="preserve"> </w:t>
+      </w:r>
+      <w:r>
+        <w:rPr>
+          <w:rStyle w:val="DataTypeTok"/>
+        </w:rPr>
+        <w:t xml:space="preserve">decimal</w:t>
+      </w:r>
+      <w:r>
+        <w:rPr>
+          <w:rStyle w:val="NormalTok"/>
+        </w:rPr>
+        <w:t xml:space="preserve"> NetBookValueAtYearStart</w:t>
+      </w:r>
+      <w:r>
+        <w:rPr>
+          <w:rStyle w:val="OperatorTok"/>
+        </w:rPr>
+        <w:t xml:space="preserve">;</w:t>
+      </w:r>
+      <w:r>
+        <w:rPr>
+          <w:rStyle w:val="NormalTok"/>
+        </w:rPr>
+        <w:t xml:space="preserve"> </w:t>
+      </w:r>
+      <w:r>
+        <w:rPr>
+          <w:rStyle w:val="CommentTok"/>
+        </w:rPr>
+        <w:t xml:space="preserve">// 当前折旧年度起始净值（双倍余额递减用，年内恒定口径）；服务按 §3.1 注解推导</w:t>
       </w:r>
       <w:r>
         <w:br/>
@@ -9727,15 +10447,9 @@
             </w:pPr>
             <w:r>
               <w:rPr>
-                <w:rStyle w:val="VerbatimChar"/>
-              </w:rPr>
-              <w:t xml:space="preserve">max( NetBookBefore × (2 / UsefulLifeYears) / 12 , (NetBookBefore − SalvageValue) / RemainMonths )</w:t>
-            </w:r>
-            <w:r>
-              <w:rPr>
-                <w:rFonts w:hint="eastAsia"/>
-              </w:rPr>
-              <w:t xml:space="preserve">，其中</w:t>
+                <w:rFonts w:hint="eastAsia"/>
+              </w:rPr>
+              <w:t xml:space="preserve">令年序</w:t>
             </w:r>
             <w:r>
               <w:t xml:space="preserve"> </w:t>
@@ -9744,13 +10458,34 @@
               <w:rPr>
                 <w:rStyle w:val="VerbatimChar"/>
               </w:rPr>
-              <w:t xml:space="preserve">NetBookBefore = OriginalValue − AccumulatedBefore</w:t>
-            </w:r>
-            <w:r>
-              <w:rPr>
-                <w:rFonts w:hint="eastAsia"/>
-              </w:rPr>
-              <w:t xml:space="preserve">（</w:t>
+              <w:t xml:space="preserve">y=⌊DepreciatedPeriods/12⌋+1</w:t>
+            </w:r>
+            <w:r>
+              <w:t xml:space="preserve">、</w:t>
+            </w:r>
+            <w:r>
+              <w:rPr>
+                <w:rStyle w:val="VerbatimChar"/>
+              </w:rPr>
+              <w:t xml:space="preserve">Y=⌈UsefulLifeMonths/12⌉</w:t>
+            </w:r>
+            <w:r>
+              <w:rPr>
+                <w:rFonts w:hint="eastAsia"/>
+              </w:rPr>
+              <w:t xml:space="preserve">、年率</w:t>
+            </w:r>
+            <w:r>
+              <w:t xml:space="preserve"> </w:t>
+            </w:r>
+            <w:r>
+              <w:rPr>
+                <w:rStyle w:val="VerbatimChar"/>
+              </w:rPr>
+              <w:t xml:space="preserve">r=2/Y</w:t>
+            </w:r>
+            <w:r>
+              <w:t xml:space="preserve">。</w:t>
             </w:r>
             <w:r>
               <w:rPr>
@@ -9758,22 +10493,201 @@
                 <w:b/>
                 <w:bCs/>
               </w:rPr>
-              <w:t xml:space="preserve">不扣残值</w:t>
-            </w:r>
-            <w:r>
-              <w:rPr>
-                <w:rFonts w:hint="eastAsia"/>
-              </w:rPr>
-              <w:t xml:space="preserve">）；取</w:t>
-            </w:r>
-            <w:r>
-              <w:t xml:space="preserve"> max </w:t>
-            </w:r>
-            <w:r>
-              <w:rPr>
-                <w:rFonts w:hint="eastAsia"/>
-              </w:rPr>
-              <w:t xml:space="preserve">等价于末两年自动切直线</w:t>
+              <w:t xml:space="preserve">前</w:t>
+            </w:r>
+            <w:r>
+              <w:rPr>
+                <w:b/>
+                <w:bCs/>
+              </w:rPr>
+              <w:t xml:space="preserve"> </w:t>
+            </w:r>
+            <w:r>
+              <w:rPr>
+                <w:rStyle w:val="VerbatimChar"/>
+                <w:b/>
+                <w:bCs/>
+              </w:rPr>
+              <w:t xml:space="preserve">Y−2</w:t>
+            </w:r>
+            <w:r>
+              <w:rPr>
+                <w:b/>
+                <w:bCs/>
+              </w:rPr>
+              <w:t xml:space="preserve"> </w:t>
+            </w:r>
+            <w:r>
+              <w:rPr>
+                <w:rFonts w:hint="eastAsia"/>
+                <w:b/>
+                <w:bCs/>
+              </w:rPr>
+              <w:t xml:space="preserve">年</w:t>
+            </w:r>
+            <w:r>
+              <w:rPr>
+                <w:rFonts w:hint="eastAsia"/>
+              </w:rPr>
+              <w:t xml:space="preserve">：年额</w:t>
+            </w:r>
+            <w:r>
+              <w:t xml:space="preserve"> </w:t>
+            </w:r>
+            <w:r>
+              <w:rPr>
+                <w:rStyle w:val="VerbatimChar"/>
+              </w:rPr>
+              <w:t xml:space="preserve">= NetBookValueAtYearStart × r</w:t>
+            </w:r>
+            <w:r>
+              <w:rPr>
+                <w:rFonts w:hint="eastAsia"/>
+              </w:rPr>
+              <w:t xml:space="preserve">，月额</w:t>
+            </w:r>
+            <w:r>
+              <w:t xml:space="preserve"> </w:t>
+            </w:r>
+            <w:r>
+              <w:rPr>
+                <w:rStyle w:val="VerbatimChar"/>
+              </w:rPr>
+              <w:t xml:space="preserve">= </w:t>
+            </w:r>
+            <w:r>
+              <w:rPr>
+                <w:rStyle w:val="VerbatimChar"/>
+                <w:rFonts w:hint="eastAsia"/>
+              </w:rPr>
+              <w:t xml:space="preserve">年额/12</w:t>
+            </w:r>
+            <w:r>
+              <w:rPr>
+                <w:rFonts w:hint="eastAsia"/>
+              </w:rPr>
+              <w:t xml:space="preserve">（</w:t>
+            </w:r>
+            <w:r>
+              <w:rPr>
+                <w:rFonts w:hint="eastAsia"/>
+                <w:b/>
+                <w:bCs/>
+              </w:rPr>
+              <w:t xml:space="preserve">年内恒定</w:t>
+            </w:r>
+            <w:r>
+              <w:rPr>
+                <w:rFonts w:hint="eastAsia"/>
+              </w:rPr>
+              <w:t xml:space="preserve">，与年数总和同口径、不做月内复利）；</w:t>
+            </w:r>
+            <w:r>
+              <w:rPr>
+                <w:rFonts w:hint="eastAsia"/>
+                <w:b/>
+                <w:bCs/>
+              </w:rPr>
+              <w:t xml:space="preserve">末两年（</w:t>
+            </w:r>
+            <w:r>
+              <w:rPr>
+                <w:rStyle w:val="VerbatimChar"/>
+                <w:b/>
+                <w:bCs/>
+              </w:rPr>
+              <w:t xml:space="preserve">y ≥ Y−1</w:t>
+            </w:r>
+            <w:r>
+              <w:rPr>
+                <w:rFonts w:hint="eastAsia"/>
+                <w:b/>
+                <w:bCs/>
+              </w:rPr>
+              <w:t xml:space="preserve">）切直线</w:t>
+            </w:r>
+            <w:r>
+              <w:rPr>
+                <w:rFonts w:hint="eastAsia"/>
+              </w:rPr>
+              <w:t xml:space="preserve">：年额</w:t>
+            </w:r>
+            <w:r>
+              <w:t xml:space="preserve"> </w:t>
+            </w:r>
+            <w:r>
+              <w:rPr>
+                <w:rStyle w:val="VerbatimChar"/>
+              </w:rPr>
+              <w:t xml:space="preserve">= </w:t>
+            </w:r>
+            <w:r>
+              <w:rPr>
+                <w:rStyle w:val="VerbatimChar"/>
+                <w:rFonts w:hint="eastAsia"/>
+              </w:rPr>
+              <w:t xml:space="preserve">(进入末两年时点净值</w:t>
+            </w:r>
+            <w:r>
+              <w:rPr>
+                <w:rStyle w:val="VerbatimChar"/>
+              </w:rPr>
+              <w:t xml:space="preserve"> − SalvageValue) / 2</w:t>
+            </w:r>
+            <w:r>
+              <w:rPr>
+                <w:rFonts w:hint="eastAsia"/>
+              </w:rPr>
+              <w:t xml:space="preserve">，月额</w:t>
+            </w:r>
+            <w:r>
+              <w:t xml:space="preserve"> </w:t>
+            </w:r>
+            <w:r>
+              <w:rPr>
+                <w:rStyle w:val="VerbatimChar"/>
+              </w:rPr>
+              <w:t xml:space="preserve">= </w:t>
+            </w:r>
+            <w:r>
+              <w:rPr>
+                <w:rStyle w:val="VerbatimChar"/>
+                <w:rFonts w:hint="eastAsia"/>
+              </w:rPr>
+              <w:t xml:space="preserve">年额/12</w:t>
+            </w:r>
+            <w:r>
+              <w:rPr>
+                <w:rFonts w:hint="eastAsia"/>
+              </w:rPr>
+              <w:t xml:space="preserve">。年内恒定避免首年实提偏低（5</w:t>
+            </w:r>
+            <w:r>
+              <w:t xml:space="preserve"> </w:t>
+            </w:r>
+            <w:r>
+              <w:rPr>
+                <w:rFonts w:hint="eastAsia"/>
+              </w:rPr>
+              <w:t xml:space="preserve">年期应</w:t>
+            </w:r>
+            <w:r>
+              <w:t xml:space="preserve"> 40% </w:t>
+            </w:r>
+            <w:r>
+              <w:rPr>
+                <w:rFonts w:hint="eastAsia"/>
+              </w:rPr>
+              <w:t xml:space="preserve">而非月复利的约</w:t>
+            </w:r>
+            <w:r>
+              <w:t xml:space="preserve"> </w:t>
+            </w:r>
+            <w:r>
+              <w:rPr>
+                <w:rFonts w:hint="eastAsia"/>
+              </w:rPr>
+              <w:t xml:space="preserve">33%），且与年数总和「年内恒定」自洽</w:t>
             </w:r>
           </w:p>
         </w:tc>
@@ -10069,6 +10983,237 @@
       </w:r>
       <w:r>
         <w:t xml:space="preserve"> 0。</w:t>
+      </w:r>
+    </w:p>
+    <w:p>
+      <w:pPr>
+        <w:pStyle w:val="BlockText"/>
+      </w:pPr>
+      <w:r>
+        <w:rPr>
+          <w:rFonts w:hint="eastAsia"/>
+          <w:b/>
+          <w:bCs/>
+        </w:rPr>
+        <w:t xml:space="preserve">注·</w:t>
+      </w:r>
+      <w:r>
+        <w:rPr>
+          <w:rStyle w:val="VerbatimChar"/>
+          <w:b/>
+          <w:bCs/>
+        </w:rPr>
+        <w:t xml:space="preserve">NetBookValueAtYearStart</w:t>
+      </w:r>
+      <w:r>
+        <w:rPr>
+          <w:b/>
+          <w:bCs/>
+        </w:rPr>
+        <w:t xml:space="preserve"> </w:t>
+      </w:r>
+      <w:r>
+        <w:rPr>
+          <w:rFonts w:hint="eastAsia"/>
+          <w:b/>
+          <w:bCs/>
+        </w:rPr>
+        <w:t xml:space="preserve">推导</w:t>
+      </w:r>
+      <w:r>
+        <w:rPr>
+          <w:rFonts w:hint="eastAsia"/>
+        </w:rPr>
+        <w:t xml:space="preserve">：在「次月起折、起折后逐期不间断计提（处置月由</w:t>
+      </w:r>
+      <w:r>
+        <w:t xml:space="preserve"> §4.3 </w:t>
+      </w:r>
+      <w:r>
+        <w:rPr>
+          <w:rFonts w:hint="eastAsia"/>
+        </w:rPr>
+        <w:t xml:space="preserve">补提捕获）」前提下（本期</w:t>
+      </w:r>
+      <w:r>
+        <w:t xml:space="preserve"> MVP </w:t>
+      </w:r>
+      <w:r>
+        <w:rPr>
+          <w:rFonts w:hint="eastAsia"/>
+        </w:rPr>
+        <w:t xml:space="preserve">恒成立，无跳期/中途重估），第</w:t>
+      </w:r>
+      <w:r>
+        <w:t xml:space="preserve"> </w:t>
+      </w:r>
+      <w:r>
+        <w:rPr>
+          <w:rStyle w:val="VerbatimChar"/>
+        </w:rPr>
+        <w:t xml:space="preserve">y</w:t>
+      </w:r>
+      <w:r>
+        <w:t xml:space="preserve"> </w:t>
+      </w:r>
+      <w:r>
+        <w:rPr>
+          <w:rFonts w:hint="eastAsia"/>
+        </w:rPr>
+        <w:t xml:space="preserve">年起始净值</w:t>
+      </w:r>
+      <w:r>
+        <w:t xml:space="preserve"> =</w:t>
+      </w:r>
+      <w:r>
+        <w:t xml:space="preserve"> </w:t>
+      </w:r>
+      <w:r>
+        <w:rPr>
+          <w:rStyle w:val="VerbatimChar"/>
+        </w:rPr>
+        <w:t xml:space="preserve">OriginalValue × (1 − 2/Y)^(y−1)</w:t>
+      </w:r>
+      <w:r>
+        <w:rPr>
+          <w:rFonts w:hint="eastAsia"/>
+        </w:rPr>
+        <w:t xml:space="preserve">（闭式，无需额外历史状态），服务以此填该字段；末两年的</w:t>
+      </w:r>
+      <w:r>
+        <w:t xml:space="preserve"> SL </w:t>
+      </w:r>
+      <w:r>
+        <w:rPr>
+          <w:rFonts w:hint="eastAsia"/>
+        </w:rPr>
+        <w:t xml:space="preserve">基数同由此闭式取</w:t>
+      </w:r>
+      <w:r>
+        <w:t xml:space="preserve"> </w:t>
+      </w:r>
+      <w:r>
+        <w:rPr>
+          <w:rStyle w:val="VerbatimChar"/>
+        </w:rPr>
+        <w:t xml:space="preserve">y=Y−1</w:t>
+      </w:r>
+      <w:r>
+        <w:t xml:space="preserve"> </w:t>
+      </w:r>
+      <w:r>
+        <w:rPr>
+          <w:rFonts w:hint="eastAsia"/>
+        </w:rPr>
+        <w:t xml:space="preserve">年初净值。年内月度取整残差由「末期一次性补足」消除，期末净值精确等于残值。若将来引入跳期/中途重估/手工调整，改为由服务传入</w:t>
+      </w:r>
+      <w:r>
+        <w:rPr>
+          <w:rFonts w:hint="eastAsia"/>
+          <w:b/>
+          <w:bCs/>
+        </w:rPr>
+        <w:t xml:space="preserve">实际</w:t>
+      </w:r>
+      <w:r>
+        <w:rPr>
+          <w:rFonts w:hint="eastAsia"/>
+        </w:rPr>
+        <w:t xml:space="preserve">年初净值。</w:t>
+      </w:r>
+    </w:p>
+    <w:p>
+      <w:pPr>
+        <w:pStyle w:val="BlockText"/>
+      </w:pPr>
+      <w:r>
+        <w:rPr>
+          <w:rFonts w:hint="eastAsia"/>
+          <w:b/>
+          <w:bCs/>
+        </w:rPr>
+        <w:t xml:space="preserve">边界</w:t>
+      </w:r>
+      <w:r>
+        <w:rPr>
+          <w:rFonts w:hint="eastAsia"/>
+        </w:rPr>
+        <w:t xml:space="preserve">：</w:t>
+      </w:r>
+      <w:r>
+        <w:rPr>
+          <w:rStyle w:val="VerbatimChar"/>
+        </w:rPr>
+        <w:t xml:space="preserve">Y≤2</w:t>
+      </w:r>
+      <w:r>
+        <w:rPr>
+          <w:rFonts w:hint="eastAsia"/>
+        </w:rPr>
+        <w:t xml:space="preserve">（≤24</w:t>
+      </w:r>
+      <w:r>
+        <w:t xml:space="preserve"> </w:t>
+      </w:r>
+      <w:r>
+        <w:rPr>
+          <w:rFonts w:hint="eastAsia"/>
+        </w:rPr>
+        <w:t xml:space="preserve">月）时无</w:t>
+      </w:r>
+      <w:r>
+        <w:t xml:space="preserve"> DDB </w:t>
+      </w:r>
+      <w:r>
+        <w:rPr>
+          <w:rFonts w:hint="eastAsia"/>
+        </w:rPr>
+        <w:t xml:space="preserve">阶段、直接两年/一年走</w:t>
+      </w:r>
+      <w:r>
+        <w:t xml:space="preserve"> SL </w:t>
+      </w:r>
+      <w:r>
+        <w:rPr>
+          <w:rFonts w:hint="eastAsia"/>
+        </w:rPr>
+        <w:t xml:space="preserve">切换；高残值率使</w:t>
+      </w:r>
+      <w:r>
+        <w:t xml:space="preserve"> DDB </w:t>
+      </w:r>
+      <w:r>
+        <w:rPr>
+          <w:rFonts w:hint="eastAsia"/>
+        </w:rPr>
+        <w:t xml:space="preserve">阶段提前撞封顶时，由「末期一次性补足」自纠总额。DDB</w:t>
+      </w:r>
+      <w:r>
+        <w:t xml:space="preserve"> </w:t>
+      </w:r>
+      <w:r>
+        <w:rPr>
+          <w:rFonts w:hint="eastAsia"/>
+        </w:rPr>
+        <w:t xml:space="preserve">本不用于短寿命/高残值资产，单测覆盖</w:t>
+      </w:r>
+      <w:r>
+        <w:t xml:space="preserve"> </w:t>
+      </w:r>
+      <w:r>
+        <w:rPr>
+          <w:rStyle w:val="VerbatimChar"/>
+        </w:rPr>
+        <w:t xml:space="preserve">Y=2</w:t>
+      </w:r>
+      <w:r>
+        <w:t xml:space="preserve"> </w:t>
+      </w:r>
+      <w:r>
+        <w:rPr>
+          <w:rFonts w:hint="eastAsia"/>
+        </w:rPr>
+        <w:t xml:space="preserve">边界即可。</w:t>
       </w:r>
     </w:p>
     <w:bookmarkEnd w:id="18"/>
@@ -10707,7 +11852,7 @@
         <w:rPr>
           <w:rStyle w:val="CommentTok"/>
         </w:rPr>
-        <w:t xml:space="preserve">// Run(若需)+Post，幂等；结账钩子/兜底</w:t>
+        <w:t xml:space="preserve">// 三态幂等 Run/Post；结账钩子/兜底</w:t>
       </w:r>
       <w:r>
         <w:br/>
@@ -10927,14 +12072,14 @@
           <w:b/>
           <w:bCs/>
         </w:rPr>
-        <w:t xml:space="preserve">无</w:t>
+        <w:t xml:space="preserve">不存在任何非</w:t>
       </w:r>
       <w:r>
         <w:rPr>
           <w:b/>
           <w:bCs/>
         </w:rPr>
-        <w:t xml:space="preserve"> Posted </w:t>
+        <w:t xml:space="preserve"> Reversed </w:t>
       </w:r>
       <w:r>
         <w:rPr>
@@ -10948,7 +12093,25 @@
         <w:rPr>
           <w:rFonts w:hint="eastAsia"/>
         </w:rPr>
-        <w:t xml:space="preserve">（去重键，防与处置补提重复）。即</w:t>
+        <w:t xml:space="preserve">（去重键覆盖</w:t>
+      </w:r>
+      <w:r>
+        <w:t xml:space="preserve"> </w:t>
+      </w:r>
+      <w:r>
+        <w:rPr>
+          <w:rFonts w:hint="eastAsia"/>
+        </w:rPr>
+        <w:t xml:space="preserve">Draft/Posted、跨所有</w:t>
+      </w:r>
+      <w:r>
+        <w:t xml:space="preserve"> </w:t>
+      </w:r>
+      <w:r>
+        <w:rPr>
+          <w:rFonts w:hint="eastAsia"/>
+        </w:rPr>
+        <w:t xml:space="preserve">Run，防与处置补提或未过账草稿重复计提）。即</w:t>
       </w:r>
       <w:r>
         <w:rPr>
@@ -11024,48 +12187,14 @@
         <w:rPr>
           <w:rFonts w:hint="eastAsia"/>
         </w:rPr>
-        <w:t xml:space="preserve">折旧。若</w:t>
-      </w:r>
-      <w:r>
-        <w:rPr>
-          <w:rFonts w:hint="eastAsia"/>
+        <w:t xml:space="preserve">折旧。</w:t>
+      </w:r>
+      <w:r>
+        <w:rPr>
           <w:b/>
           <w:bCs/>
         </w:rPr>
-        <w:t xml:space="preserve">批量先于处置确认</w:t>
-      </w:r>
-      <w:r>
-        <w:rPr>
-          <w:rFonts w:hint="eastAsia"/>
-        </w:rPr>
-        <w:t xml:space="preserve">：批量纳入（仍</w:t>
-      </w:r>
-      <w:r>
-        <w:t xml:space="preserve"> </w:t>
-      </w:r>
-      <w:r>
-        <w:rPr>
-          <w:rFonts w:hint="eastAsia"/>
-        </w:rPr>
-        <w:t xml:space="preserve">InUse）→</w:t>
-      </w:r>
-      <w:r>
-        <w:t xml:space="preserve"> </w:t>
-      </w:r>
-      <w:r>
-        <w:rPr>
-          <w:rFonts w:hint="eastAsia"/>
-        </w:rPr>
-        <w:t xml:space="preserve">处置确认见已有</w:t>
-      </w:r>
-      <w:r>
-        <w:t xml:space="preserve"> P Posted </w:t>
-      </w:r>
-      <w:r>
-        <w:rPr>
-          <w:rFonts w:hint="eastAsia"/>
-        </w:rPr>
-        <w:t xml:space="preserve">明细则跳过补提；若</w:t>
+        <w:t xml:space="preserve">① </w:t>
       </w:r>
       <w:r>
         <w:rPr>
@@ -11073,22 +12202,148 @@
           <w:b/>
           <w:bCs/>
         </w:rPr>
+        <w:t xml:space="preserve">批量先于处置确认</w:t>
+      </w:r>
+      <w:r>
+        <w:rPr>
+          <w:rFonts w:hint="eastAsia"/>
+        </w:rPr>
+        <w:t xml:space="preserve">：批量纳入该资产（仍</w:t>
+      </w:r>
+      <w:r>
+        <w:t xml:space="preserve"> </w:t>
+      </w:r>
+      <w:r>
+        <w:rPr>
+          <w:rFonts w:hint="eastAsia"/>
+        </w:rPr>
+        <w:t xml:space="preserve">InUse）→</w:t>
+      </w:r>
+      <w:r>
+        <w:t xml:space="preserve"> </w:t>
+      </w:r>
+      <w:r>
+        <w:rPr>
+          <w:rFonts w:hint="eastAsia"/>
+        </w:rPr>
+        <w:t xml:space="preserve">处置</w:t>
+      </w:r>
+      <w:r>
+        <w:t xml:space="preserve"> Confirm </w:t>
+      </w:r>
+      <w:r>
+        <w:rPr>
+          <w:rFonts w:hint="eastAsia"/>
+        </w:rPr>
+        <w:t xml:space="preserve">见已有</w:t>
+      </w:r>
+      <w:r>
+        <w:t xml:space="preserve"> P </w:t>
+      </w:r>
+      <w:r>
+        <w:rPr>
+          <w:rFonts w:hint="eastAsia"/>
+        </w:rPr>
+        <w:t xml:space="preserve">非</w:t>
+      </w:r>
+      <w:r>
+        <w:t xml:space="preserve"> Reversed </w:t>
+      </w:r>
+      <w:r>
+        <w:rPr>
+          <w:rFonts w:hint="eastAsia"/>
+        </w:rPr>
+        <w:t xml:space="preserve">明细</w:t>
+      </w:r>
+      <w:r>
+        <w:t xml:space="preserve"> → </w:t>
+      </w:r>
+      <w:r>
+        <w:rPr>
+          <w:rFonts w:hint="eastAsia"/>
+        </w:rPr>
+        <w:t xml:space="preserve">跳过补提。</w:t>
+      </w:r>
+      <w:r>
+        <w:rPr>
+          <w:b/>
+          <w:bCs/>
+        </w:rPr>
+        <w:t xml:space="preserve">② </w:t>
+      </w:r>
+      <w:r>
+        <w:rPr>
+          <w:rFonts w:hint="eastAsia"/>
+          <w:b/>
+          <w:bCs/>
+        </w:rPr>
         <w:t xml:space="preserve">处置先于批量</w:t>
       </w:r>
       <w:r>
         <w:rPr>
           <w:rFonts w:hint="eastAsia"/>
         </w:rPr>
-        <w:t xml:space="preserve">：确认时补提</w:t>
-      </w:r>
-      <w:r>
-        <w:t xml:space="preserve"> </w:t>
-      </w:r>
-      <w:r>
-        <w:rPr>
-          <w:rFonts w:hint="eastAsia"/>
-        </w:rPr>
-        <w:t xml:space="preserve">P（§4.3）并置</w:t>
+        <w:t xml:space="preserve">：Confirm</w:t>
+      </w:r>
+      <w:r>
+        <w:t xml:space="preserve"> </w:t>
+      </w:r>
+      <w:r>
+        <w:rPr>
+          <w:rFonts w:hint="eastAsia"/>
+        </w:rPr>
+        <w:t xml:space="preserve">时建</w:t>
+      </w:r>
+      <w:r>
+        <w:t xml:space="preserve"> </w:t>
+      </w:r>
+      <w:r>
+        <w:rPr>
+          <w:rStyle w:val="VerbatimChar"/>
+          <w:b/>
+          <w:bCs/>
+        </w:rPr>
+        <w:t xml:space="preserve">DisposalFinal</w:t>
+      </w:r>
+      <w:r>
+        <w:rPr>
+          <w:b/>
+          <w:bCs/>
+        </w:rPr>
+        <w:t xml:space="preserve"> </w:t>
+      </w:r>
+      <w:r>
+        <w:rPr>
+          <w:rFonts w:hint="eastAsia"/>
+          <w:b/>
+          <w:bCs/>
+        </w:rPr>
+        <w:t xml:space="preserve">单资产</w:t>
+      </w:r>
+      <w:r>
+        <w:rPr>
+          <w:b/>
+          <w:bCs/>
+        </w:rPr>
+        <w:t xml:space="preserve"> Run</w:t>
+      </w:r>
+      <w:r>
+        <w:t xml:space="preserve"> </w:t>
+      </w:r>
+      <w:r>
+        <w:rPr>
+          <w:rFonts w:hint="eastAsia"/>
+        </w:rPr>
+        <w:t xml:space="preserve">补提</w:t>
+      </w:r>
+      <w:r>
+        <w:t xml:space="preserve"> </w:t>
+      </w:r>
+      <w:r>
+        <w:rPr>
+          <w:rFonts w:hint="eastAsia"/>
+        </w:rPr>
+        <w:t xml:space="preserve">P（§4.3）并置卡片</w:t>
       </w:r>
       <w:r>
         <w:t xml:space="preserve"> </w:t>
@@ -11100,16 +12355,60 @@
         <w:t xml:space="preserve">Disposed</w:t>
       </w:r>
       <w:r>
-        <w:t xml:space="preserve">→ </w:t>
-      </w:r>
-      <w:r>
-        <w:rPr>
-          <w:rFonts w:hint="eastAsia"/>
-        </w:rPr>
-        <w:t xml:space="preserve">批量按</w:t>
-      </w:r>
-      <w:r>
-        <w:t xml:space="preserve"> </w:t>
+        <w:rPr>
+          <w:rFonts w:hint="eastAsia"/>
+        </w:rPr>
+        <w:t xml:space="preserve">；其后批量</w:t>
+      </w:r>
+      <w:r>
+        <w:t xml:space="preserve"> </w:t>
+      </w:r>
+      <w:r>
+        <w:rPr>
+          <w:rStyle w:val="VerbatimChar"/>
+        </w:rPr>
+        <w:t xml:space="preserve">RunAsync(P)</w:t>
+      </w:r>
+      <w:r>
+        <w:t xml:space="preserve"> </w:t>
+      </w:r>
+      <w:r>
+        <w:rPr>
+          <w:rFonts w:hint="eastAsia"/>
+          <w:b/>
+          <w:bCs/>
+        </w:rPr>
+        <w:t xml:space="preserve">不被</w:t>
+      </w:r>
+      <w:r>
+        <w:rPr>
+          <w:b/>
+          <w:bCs/>
+        </w:rPr>
+        <w:t xml:space="preserve"> FA003 </w:t>
+      </w:r>
+      <w:r>
+        <w:rPr>
+          <w:rFonts w:hint="eastAsia"/>
+          <w:b/>
+          <w:bCs/>
+        </w:rPr>
+        <w:t xml:space="preserve">阻断</w:t>
+      </w:r>
+      <w:r>
+        <w:rPr>
+          <w:rFonts w:hint="eastAsia"/>
+        </w:rPr>
+        <w:t xml:space="preserve">（DisposalFinal</w:t>
+      </w:r>
+      <w:r>
+        <w:t xml:space="preserve"> </w:t>
+      </w:r>
+      <w:r>
+        <w:rPr>
+          <w:rFonts w:hint="eastAsia"/>
+        </w:rPr>
+        <w:t xml:space="preserve">不计入「每期单批」，§2.3），且取数资格按「</w:t>
       </w:r>
       <w:r>
         <w:rPr>
@@ -11121,10 +12420,89 @@
         <w:t xml:space="preserve"> </w:t>
       </w:r>
       <w:r>
-        <w:rPr>
-          <w:rFonts w:hint="eastAsia"/>
-        </w:rPr>
-        <w:t xml:space="preserve">过滤自动排除。两序殊途同归、不重不漏。</w:t>
+        <w:t xml:space="preserve">∧ </w:t>
+      </w:r>
+      <w:r>
+        <w:rPr>
+          <w:rFonts w:hint="eastAsia"/>
+        </w:rPr>
+        <w:t xml:space="preserve">本期无非</w:t>
+      </w:r>
+      <w:r>
+        <w:t xml:space="preserve"> Reversed </w:t>
+      </w:r>
+      <w:r>
+        <w:rPr>
+          <w:rFonts w:hint="eastAsia"/>
+        </w:rPr>
+        <w:t xml:space="preserve">明细」</w:t>
+      </w:r>
+      <w:r>
+        <w:rPr>
+          <w:rFonts w:hint="eastAsia"/>
+          <w:b/>
+          <w:bCs/>
+        </w:rPr>
+        <w:t xml:space="preserve">自动排除</w:t>
+      </w:r>
+      <w:r>
+        <w:rPr>
+          <w:rFonts w:hint="eastAsia"/>
+        </w:rPr>
+        <w:t xml:space="preserve">该资产、照常为其余资产计提。两序殊途同归、</w:t>
+      </w:r>
+      <w:r>
+        <w:rPr>
+          <w:rFonts w:hint="eastAsia"/>
+          <w:b/>
+          <w:bCs/>
+        </w:rPr>
+        <w:t xml:space="preserve">不重不漏</w:t>
+      </w:r>
+      <w:r>
+        <w:rPr>
+          <w:rFonts w:hint="eastAsia"/>
+        </w:rPr>
+        <w:t xml:space="preserve">。（补提走独立</w:t>
+      </w:r>
+      <w:r>
+        <w:t xml:space="preserve"> </w:t>
+      </w:r>
+      <w:r>
+        <w:rPr>
+          <w:rStyle w:val="VerbatimChar"/>
+        </w:rPr>
+        <w:t xml:space="preserve">DisposalFinal</w:t>
+      </w:r>
+      <w:r>
+        <w:t xml:space="preserve"> </w:t>
+      </w:r>
+      <w:r>
+        <w:t xml:space="preserve">Run </w:t>
+      </w:r>
+      <w:r>
+        <w:rPr>
+          <w:rFonts w:hint="eastAsia"/>
+        </w:rPr>
+        <w:t xml:space="preserve">而非</w:t>
+      </w:r>
+      <w:r>
+        <w:t xml:space="preserve"> CloseHook </w:t>
+      </w:r>
+      <w:r>
+        <w:rPr>
+          <w:rFonts w:hint="eastAsia"/>
+        </w:rPr>
+        <w:t xml:space="preserve">Run，正是为避免</w:t>
+      </w:r>
+      <w:r>
+        <w:t xml:space="preserve"> FA003 </w:t>
+      </w:r>
+      <w:r>
+        <w:rPr>
+          <w:rFonts w:hint="eastAsia"/>
+        </w:rPr>
+        <w:t xml:space="preserve">拦截后续批量、致其余在用资产漏提。）</w:t>
       </w:r>
     </w:p>
     <w:p>
@@ -11154,29 +12532,61 @@
       <w:r>
         <w:rPr>
           <w:rFonts w:hint="eastAsia"/>
+          <w:b/>
+          <w:bCs/>
         </w:rPr>
         <w:t xml:space="preserve">无非</w:t>
       </w:r>
       <w:r>
+        <w:rPr>
+          <w:b/>
+          <w:bCs/>
+        </w:rPr>
         <w:t xml:space="preserve"> Reversed </w:t>
       </w:r>
       <w:r>
         <w:rPr>
           <w:rFonts w:hint="eastAsia"/>
-        </w:rPr>
-        <w:t xml:space="preserve">批次（FA003）→</w:t>
-      </w:r>
-      <w:r>
-        <w:t xml:space="preserve"> </w:t>
-      </w:r>
-      <w:r>
-        <w:rPr>
-          <w:rFonts w:hint="eastAsia"/>
-        </w:rPr>
-        <w:t xml:space="preserve">取资格资产</w:t>
-      </w:r>
-      <w:r>
-        <w:t xml:space="preserve"> → </w:t>
+          <w:b/>
+          <w:bCs/>
+        </w:rPr>
+        <w:t xml:space="preserve">批量批次</w:t>
+      </w:r>
+      <w:r>
+        <w:rPr>
+          <w:rFonts w:hint="eastAsia"/>
+        </w:rPr>
+        <w:t xml:space="preserve">（FA003，DisposalFinal</w:t>
+      </w:r>
+      <w:r>
+        <w:t xml:space="preserve"> </w:t>
+      </w:r>
+      <w:r>
+        <w:rPr>
+          <w:rFonts w:hint="eastAsia"/>
+        </w:rPr>
+        <w:t xml:space="preserve">不计入）→</w:t>
+      </w:r>
+      <w:r>
+        <w:t xml:space="preserve"> </w:t>
+      </w:r>
+      <w:r>
+        <w:rPr>
+          <w:rFonts w:hint="eastAsia"/>
+        </w:rPr>
+        <w:t xml:space="preserve">取资格资产（含「本期无非</w:t>
+      </w:r>
+      <w:r>
+        <w:t xml:space="preserve"> Reversed </w:t>
+      </w:r>
+      <w:r>
+        <w:rPr>
+          <w:rFonts w:hint="eastAsia"/>
+        </w:rPr>
+        <w:t xml:space="preserve">明细」过滤，自动跳过已补提的处置资产）→</w:t>
+      </w:r>
+      <w:r>
+        <w:t xml:space="preserve"> </w:t>
       </w:r>
       <w:r>
         <w:rPr>
@@ -11212,7 +12622,7 @@
         <w:rPr>
           <w:rStyle w:val="VerbatimChar"/>
         </w:rPr>
-        <w:t xml:space="preserve">DepreciationRun(Draft)</w:t>
+        <w:t xml:space="preserve">DepreciationRun(Draft, RunMode=Manual/Worker/CloseHook)</w:t>
       </w:r>
       <w:r>
         <w:t xml:space="preserve"> </w:t>
@@ -11233,7 +12643,22 @@
         <w:rPr>
           <w:rFonts w:hint="eastAsia"/>
         </w:rPr>
-        <w:t xml:space="preserve">（费用/累计科目、成本中心快照）。工作量法资产</w:t>
+        <w:t xml:space="preserve">（费用/累计科目、成本中心、</w:t>
+      </w:r>
+      <w:r>
+        <w:rPr>
+          <w:rStyle w:val="VerbatimChar"/>
+        </w:rPr>
+        <w:t xml:space="preserve">NetBookValueAtYearStart</w:t>
+      </w:r>
+      <w:r>
+        <w:t xml:space="preserve"> </w:t>
+      </w:r>
+      <w:r>
+        <w:rPr>
+          <w:rFonts w:hint="eastAsia"/>
+        </w:rPr>
+        <w:t xml:space="preserve">快照）。工作量法资产</w:t>
       </w:r>
       <w:r>
         <w:t xml:space="preserve"> </w:t>
@@ -11476,25 +12901,163 @@
       </w:pPr>
       <w:r>
         <w:rPr>
+          <w:rFonts w:hint="eastAsia"/>
           <w:b/>
           <w:bCs/>
         </w:rPr>
-        <w:t xml:space="preserve">AccrueAsync</w:t>
-      </w:r>
-      <w:r>
-        <w:rPr>
-          <w:rFonts w:hint="eastAsia"/>
-        </w:rPr>
-        <w:t xml:space="preserve">：幂等（本期已</w:t>
-      </w:r>
-      <w:r>
-        <w:t xml:space="preserve"> </w:t>
-      </w:r>
-      <w:r>
-        <w:rPr>
-          <w:rFonts w:hint="eastAsia"/>
-        </w:rPr>
-        <w:t xml:space="preserve">Posted→Pass）；无批次则</w:t>
+        <w:t xml:space="preserve">AccrueAsync（三态幂等）</w:t>
+      </w:r>
+      <w:r>
+        <w:rPr>
+          <w:rFonts w:hint="eastAsia"/>
+        </w:rPr>
+        <w:t xml:space="preserve">：①</w:t>
+      </w:r>
+      <w:r>
+        <w:t xml:space="preserve"> </w:t>
+      </w:r>
+      <w:r>
+        <w:rPr>
+          <w:rFonts w:hint="eastAsia"/>
+        </w:rPr>
+        <w:t xml:space="preserve">本期已有</w:t>
+      </w:r>
+      <w:r>
+        <w:t xml:space="preserve"> </w:t>
+      </w:r>
+      <w:r>
+        <w:rPr>
+          <w:b/>
+          <w:bCs/>
+        </w:rPr>
+        <w:t xml:space="preserve">Posted</w:t>
+      </w:r>
+      <w:r>
+        <w:t xml:space="preserve"> </w:t>
+      </w:r>
+      <w:r>
+        <w:rPr>
+          <w:rFonts w:hint="eastAsia"/>
+        </w:rPr>
+        <w:t xml:space="preserve">批量批次</w:t>
+      </w:r>
+      <w:r>
+        <w:t xml:space="preserve"> →</w:t>
+      </w:r>
+      <w:r>
+        <w:t xml:space="preserve"> </w:t>
+      </w:r>
+      <w:r>
+        <w:rPr>
+          <w:rStyle w:val="VerbatimChar"/>
+        </w:rPr>
+        <w:t xml:space="preserve">Pass</w:t>
+      </w:r>
+      <w:r>
+        <w:rPr>
+          <w:rFonts w:hint="eastAsia"/>
+        </w:rPr>
+        <w:t xml:space="preserve">（DisposalFinal</w:t>
+      </w:r>
+      <w:r>
+        <w:t xml:space="preserve"> </w:t>
+      </w:r>
+      <w:r>
+        <w:rPr>
+          <w:rFonts w:hint="eastAsia"/>
+        </w:rPr>
+        <w:t xml:space="preserve">不算批量）；②</w:t>
+      </w:r>
+      <w:r>
+        <w:t xml:space="preserve"> </w:t>
+      </w:r>
+      <w:r>
+        <w:rPr>
+          <w:rFonts w:hint="eastAsia"/>
+        </w:rPr>
+        <w:t xml:space="preserve">有</w:t>
+      </w:r>
+      <w:r>
+        <w:t xml:space="preserve"> </w:t>
+      </w:r>
+      <w:r>
+        <w:rPr>
+          <w:b/>
+          <w:bCs/>
+        </w:rPr>
+        <w:t xml:space="preserve">Draft</w:t>
+      </w:r>
+      <w:r>
+        <w:t xml:space="preserve"> </w:t>
+      </w:r>
+      <w:r>
+        <w:rPr>
+          <w:rFonts w:hint="eastAsia"/>
+        </w:rPr>
+        <w:t xml:space="preserve">批量批次（如</w:t>
+      </w:r>
+      <w:r>
+        <w:t xml:space="preserve"> Worker </w:t>
+      </w:r>
+      <w:r>
+        <w:rPr>
+          <w:rFonts w:hint="eastAsia"/>
+        </w:rPr>
+        <w:t xml:space="preserve">已备草稿）→</w:t>
+      </w:r>
+      <w:r>
+        <w:t xml:space="preserve"> </w:t>
+      </w:r>
+      <w:r>
+        <w:rPr>
+          <w:rFonts w:hint="eastAsia"/>
+          <w:b/>
+          <w:bCs/>
+        </w:rPr>
+        <w:t xml:space="preserve">直接</w:t>
+      </w:r>
+      <w:r>
+        <w:rPr>
+          <w:b/>
+          <w:bCs/>
+        </w:rPr>
+        <w:t xml:space="preserve"> </w:t>
+      </w:r>
+      <w:r>
+        <w:rPr>
+          <w:rStyle w:val="VerbatimChar"/>
+          <w:rFonts w:hint="eastAsia"/>
+          <w:b/>
+          <w:bCs/>
+        </w:rPr>
+        <w:t xml:space="preserve">PostAsync(它)</w:t>
+      </w:r>
+      <w:r>
+        <w:rPr>
+          <w:rFonts w:hint="eastAsia"/>
+        </w:rPr>
+        <w:t xml:space="preserve">，不新建（避免撞</w:t>
+      </w:r>
+      <w:r>
+        <w:t xml:space="preserve"> </w:t>
+      </w:r>
+      <w:r>
+        <w:rPr>
+          <w:rFonts w:hint="eastAsia"/>
+        </w:rPr>
+        <w:t xml:space="preserve">FA003）；③</w:t>
+      </w:r>
+      <w:r>
+        <w:t xml:space="preserve"> </w:t>
+      </w:r>
+      <w:r>
+        <w:rPr>
+          <w:rFonts w:hint="eastAsia"/>
+        </w:rPr>
+        <w:t xml:space="preserve">无批量批次</w:t>
+      </w:r>
+      <w:r>
+        <w:t xml:space="preserve"> →</w:t>
       </w:r>
       <w:r>
         <w:t xml:space="preserve"> </w:t>
@@ -11527,7 +13090,131 @@
         <w:rPr>
           <w:rFonts w:hint="eastAsia"/>
         </w:rPr>
-        <w:t xml:space="preserve">兜底调用。</w:t>
+        <w:t xml:space="preserve">兜底调用。⚠</w:t>
+      </w:r>
+      <w:r>
+        <w:t xml:space="preserve"> </w:t>
+      </w:r>
+      <w:r>
+        <w:rPr>
+          <w:rFonts w:hint="eastAsia"/>
+        </w:rPr>
+        <w:t xml:space="preserve">工作量法资产未录本期量时</w:t>
+      </w:r>
+      <w:r>
+        <w:t xml:space="preserve"> </w:t>
+      </w:r>
+      <w:r>
+        <w:rPr>
+          <w:rStyle w:val="VerbatimChar"/>
+        </w:rPr>
+        <w:t xml:space="preserve">PostAsync</w:t>
+      </w:r>
+      <w:r>
+        <w:t xml:space="preserve"> </w:t>
+      </w:r>
+      <w:r>
+        <w:rPr>
+          <w:rFonts w:hint="eastAsia"/>
+        </w:rPr>
+        <w:t xml:space="preserve">会</w:t>
+      </w:r>
+      <w:r>
+        <w:t xml:space="preserve"> </w:t>
+      </w:r>
+      <w:r>
+        <w:rPr>
+          <w:rFonts w:hint="eastAsia"/>
+        </w:rPr>
+        <w:t xml:space="preserve">FA008——故结账前由</w:t>
+      </w:r>
+      <w:r>
+        <w:t xml:space="preserve"> </w:t>
+      </w:r>
+      <w:r>
+        <w:rPr>
+          <w:rStyle w:val="VerbatimChar"/>
+        </w:rPr>
+        <w:t xml:space="preserve">PreCloseCheckAsync</w:t>
+      </w:r>
+      <w:r>
+        <w:t xml:space="preserve"> </w:t>
+      </w:r>
+      <w:r>
+        <w:rPr>
+          <w:rFonts w:hint="eastAsia"/>
+        </w:rPr>
+        <w:t xml:space="preserve">硬校验拦下（§6.1），不在</w:t>
+      </w:r>
+      <w:r>
+        <w:t xml:space="preserve"> Accrue </w:t>
+      </w:r>
+      <w:r>
+        <w:rPr>
+          <w:rFonts w:hint="eastAsia"/>
+        </w:rPr>
+        <w:t xml:space="preserve">中途暴露。</w:t>
+      </w:r>
+    </w:p>
+    <w:p>
+      <w:pPr>
+        <w:pStyle w:val="Compact"/>
+        <w:numPr>
+          <w:ilvl w:val="0"/>
+          <w:numId w:val="1001"/>
+        </w:numPr>
+      </w:pPr>
+      <w:r>
+        <w:rPr>
+          <w:b/>
+          <w:bCs/>
+        </w:rPr>
+        <w:t xml:space="preserve">PreviewAsync ≡ RunAsync </w:t>
+      </w:r>
+      <w:r>
+        <w:rPr>
+          <w:rFonts w:hint="eastAsia"/>
+          <w:b/>
+          <w:bCs/>
+        </w:rPr>
+        <w:t xml:space="preserve">的</w:t>
+      </w:r>
+      <w:r>
+        <w:rPr>
+          <w:b/>
+          <w:bCs/>
+        </w:rPr>
+        <w:t xml:space="preserve"> dry-run</w:t>
+      </w:r>
+      <w:r>
+        <w:rPr>
+          <w:rFonts w:hint="eastAsia"/>
+        </w:rPr>
+        <w:t xml:space="preserve">：同一资格集</w:t>
+      </w:r>
+      <w:r>
+        <w:t xml:space="preserve"> + </w:t>
+      </w:r>
+      <w:r>
+        <w:rPr>
+          <w:rFonts w:hint="eastAsia"/>
+        </w:rPr>
+        <w:t xml:space="preserve">同一</w:t>
+      </w:r>
+      <w:r>
+        <w:t xml:space="preserve"> </w:t>
+      </w:r>
+      <w:r>
+        <w:rPr>
+          <w:rStyle w:val="VerbatimChar"/>
+        </w:rPr>
+        <w:t xml:space="preserve">IDepreciationCalculator</w:t>
+      </w:r>
+      <w:r>
+        <w:rPr>
+          <w:rFonts w:hint="eastAsia"/>
+        </w:rPr>
+        <w:t xml:space="preserve">，仅不落库，保证试算与正式计提一致、不漂移。</w:t>
       </w:r>
     </w:p>
     <w:bookmarkEnd w:id="19"/>
@@ -12117,7 +13804,7 @@
         <w:rPr>
           <w:rStyle w:val="CommentTok"/>
         </w:rPr>
-        <w:t xml:space="preserve">// 红冲+恢复卡片 InUse</w:t>
+        <w:t xml:space="preserve">// 红冲+恢复卡片 PriorStatus</w:t>
       </w:r>
       <w:r>
         <w:br/>
@@ -12653,40 +14340,7 @@
         <w:rPr>
           <w:rFonts w:hint="eastAsia"/>
         </w:rPr>
-        <w:t xml:space="preserve">守卫资产在用、无非</w:t>
-      </w:r>
-      <w:r>
-        <w:t xml:space="preserve"> Reversed </w:t>
-      </w:r>
-      <w:r>
-        <w:rPr>
-          <w:rFonts w:hint="eastAsia"/>
-        </w:rPr>
-        <w:t xml:space="preserve">处置单（FA002）、期间开启（FA007）→</w:t>
-      </w:r>
-      <w:r>
-        <w:t xml:space="preserve"> </w:t>
-      </w:r>
-      <w:r>
-        <w:rPr>
-          <w:rFonts w:hint="eastAsia"/>
-        </w:rPr>
-        <w:t xml:space="preserve">快照</w:t>
-      </w:r>
-      <w:r>
-        <w:t xml:space="preserve"> </w:t>
-      </w:r>
-      <w:r>
-        <w:rPr>
-          <w:rStyle w:val="VerbatimChar"/>
-        </w:rPr>
-        <w:t xml:space="preserve">OriginalValue/AccumulatedDepreciation</w:t>
-      </w:r>
-      <w:r>
-        <w:rPr>
-          <w:rFonts w:hint="eastAsia"/>
-        </w:rPr>
-        <w:t xml:space="preserve">（取</w:t>
+        <w:t xml:space="preserve">守卫</w:t>
       </w:r>
       <w:r>
         <w:rPr>
@@ -12694,6 +14348,83 @@
           <w:b/>
           <w:bCs/>
         </w:rPr>
+        <w:t xml:space="preserve">资产可处置</w:t>
+      </w:r>
+      <w:r>
+        <w:rPr>
+          <w:rFonts w:hint="eastAsia"/>
+        </w:rPr>
+        <w:t xml:space="preserve">（</w:t>
+      </w:r>
+      <w:r>
+        <w:rPr>
+          <w:rStyle w:val="VerbatimChar"/>
+        </w:rPr>
+        <w:t xml:space="preserve">Status ∈ {InUse, FullyDepreciated}</w:t>
+      </w:r>
+      <w:r>
+        <w:rPr>
+          <w:rFonts w:hint="eastAsia"/>
+        </w:rPr>
+        <w:t xml:space="preserve">，即非</w:t>
+      </w:r>
+      <w:r>
+        <w:t xml:space="preserve"> </w:t>
+      </w:r>
+      <w:r>
+        <w:rPr>
+          <w:rFonts w:hint="eastAsia"/>
+        </w:rPr>
+        <w:t xml:space="preserve">Draft/非</w:t>
+      </w:r>
+      <w:r>
+        <w:t xml:space="preserve"> </w:t>
+      </w:r>
+      <w:r>
+        <w:rPr>
+          <w:rFonts w:hint="eastAsia"/>
+        </w:rPr>
+        <w:t xml:space="preserve">Disposed——完全折旧资产是报废/出售高频场景，必须可处置）、无非</w:t>
+      </w:r>
+      <w:r>
+        <w:t xml:space="preserve"> Reversed </w:t>
+      </w:r>
+      <w:r>
+        <w:rPr>
+          <w:rFonts w:hint="eastAsia"/>
+        </w:rPr>
+        <w:t xml:space="preserve">处置单（FA002）、期间开启（FA007）→</w:t>
+      </w:r>
+      <w:r>
+        <w:t xml:space="preserve"> </w:t>
+      </w:r>
+      <w:r>
+        <w:rPr>
+          <w:rFonts w:hint="eastAsia"/>
+        </w:rPr>
+        <w:t xml:space="preserve">快照</w:t>
+      </w:r>
+      <w:r>
+        <w:t xml:space="preserve"> </w:t>
+      </w:r>
+      <w:r>
+        <w:rPr>
+          <w:rStyle w:val="VerbatimChar"/>
+        </w:rPr>
+        <w:t xml:space="preserve">OriginalValue/AccumulatedDepreciation</w:t>
+      </w:r>
+      <w:r>
+        <w:rPr>
+          <w:rFonts w:hint="eastAsia"/>
+        </w:rPr>
+        <w:t xml:space="preserve">（取</w:t>
+      </w:r>
+      <w:r>
+        <w:rPr>
+          <w:rFonts w:hint="eastAsia"/>
+          <w:b/>
+          <w:bCs/>
+        </w:rPr>
         <w:t xml:space="preserve">当前卡片值</w:t>
       </w:r>
       <w:r>
@@ -12709,7 +14440,47 @@
         <w:rPr>
           <w:rFonts w:hint="eastAsia"/>
         </w:rPr>
-        <w:t xml:space="preserve">完成）→</w:t>
+        <w:t xml:space="preserve">完成）+</w:t>
+      </w:r>
+      <w:r>
+        <w:t xml:space="preserve"> </w:t>
+      </w:r>
+      <w:r>
+        <w:rPr>
+          <w:rFonts w:hint="eastAsia"/>
+          <w:b/>
+          <w:bCs/>
+        </w:rPr>
+        <w:t xml:space="preserve">快照</w:t>
+      </w:r>
+      <w:r>
+        <w:rPr>
+          <w:b/>
+          <w:bCs/>
+        </w:rPr>
+        <w:t xml:space="preserve"> </w:t>
+      </w:r>
+      <w:r>
+        <w:rPr>
+          <w:rStyle w:val="VerbatimChar"/>
+          <w:b/>
+          <w:bCs/>
+        </w:rPr>
+        <w:t xml:space="preserve">PriorStatus</w:t>
+      </w:r>
+      <w:r>
+        <w:rPr>
+          <w:rFonts w:hint="eastAsia"/>
+          <w:b/>
+          <w:bCs/>
+        </w:rPr>
+        <w:t xml:space="preserve">=当前卡片状态</w:t>
+      </w:r>
+      <w:r>
+        <w:rPr>
+          <w:rFonts w:hint="eastAsia"/>
+        </w:rPr>
+        <w:t xml:space="preserve">（供反冲还原，§4.4）→</w:t>
       </w:r>
       <w:r>
         <w:t xml:space="preserve"> </w:t>
@@ -12736,7 +14507,7 @@
         <w:rPr>
           <w:rFonts w:hint="eastAsia"/>
         </w:rPr>
-        <w:t xml:space="preserve">时再以补提后值重算净值/损益）。出售/转让但</w:t>
+        <w:t xml:space="preserve">时再以补提后值重算净值/损益）。当</w:t>
       </w:r>
       <w:r>
         <w:t xml:space="preserve"> </w:t>
@@ -12753,6 +14524,32 @@
       <w:r>
         <w:rPr>
           <w:rFonts w:hint="eastAsia"/>
+          <w:b/>
+          <w:bCs/>
+        </w:rPr>
+        <w:t xml:space="preserve">或</w:t>
+      </w:r>
+      <w:r>
+        <w:rPr>
+          <w:b/>
+          <w:bCs/>
+        </w:rPr>
+        <w:t xml:space="preserve"> </w:t>
+      </w:r>
+      <w:r>
+        <w:rPr>
+          <w:rStyle w:val="VerbatimChar"/>
+          <w:b/>
+          <w:bCs/>
+        </w:rPr>
+        <w:t xml:space="preserve">DisposalExpense&gt;0</w:t>
+      </w:r>
+      <w:r>
+        <w:t xml:space="preserve"> </w:t>
+      </w:r>
+      <w:r>
+        <w:rPr>
+          <w:rFonts w:hint="eastAsia"/>
         </w:rPr>
         <w:t xml:space="preserve">而</w:t>
       </w:r>
@@ -12772,7 +14569,16 @@
         <w:rPr>
           <w:rFonts w:hint="eastAsia"/>
         </w:rPr>
-        <w:t xml:space="preserve">空→FA010。</w:t>
+        <w:t xml:space="preserve">空</w:t>
+      </w:r>
+      <w:r>
+        <w:t xml:space="preserve"> → </w:t>
+      </w:r>
+      <w:r>
+        <w:rPr>
+          <w:rFonts w:hint="eastAsia"/>
+        </w:rPr>
+        <w:t xml:space="preserve">FA010（收款与清理费付款共用该账户）。</w:t>
       </w:r>
     </w:p>
     <w:bookmarkEnd w:id="23"/>
@@ -12853,25 +14659,7 @@
         <w:rPr>
           <w:rFonts w:hint="eastAsia"/>
         </w:rPr>
-        <w:t xml:space="preserve">尚无该资产的</w:t>
-      </w:r>
-      <w:r>
-        <w:t xml:space="preserve"> Posted </w:t>
-      </w:r>
-      <w:r>
-        <w:rPr>
-          <w:rFonts w:hint="eastAsia"/>
-        </w:rPr>
-        <w:t xml:space="preserve">折旧明细，则按</w:t>
-      </w:r>
-      <w:r>
-        <w:t xml:space="preserve"> §3.1 </w:t>
-      </w:r>
-      <w:r>
-        <w:rPr>
-          <w:rFonts w:hint="eastAsia"/>
-        </w:rPr>
-        <w:t xml:space="preserve">计算其</w:t>
+        <w:t xml:space="preserve">尚无该资产任何</w:t>
       </w:r>
       <w:r>
         <w:rPr>
@@ -12879,106 +14667,55 @@
           <w:b/>
           <w:bCs/>
         </w:rPr>
-        <w:t xml:space="preserve">处置月折旧额</w:t>
-      </w:r>
-      <w:r>
-        <w:rPr>
-          <w:rFonts w:hint="eastAsia"/>
-        </w:rPr>
-        <w:t xml:space="preserve">，单独生成一条</w:t>
-      </w:r>
-      <w:r>
-        <w:t xml:space="preserve"> </w:t>
-      </w:r>
-      <w:r>
-        <w:rPr>
-          <w:rStyle w:val="VerbatimChar"/>
-        </w:rPr>
-        <w:t xml:space="preserve">DepreciationEntry</w:t>
-      </w:r>
-      <w:r>
-        <w:rPr>
-          <w:rFonts w:hint="eastAsia"/>
-        </w:rPr>
-        <w:t xml:space="preserve">（挂当期</w:t>
-      </w:r>
-      <w:r>
-        <w:t xml:space="preserve"> </w:t>
-      </w:r>
-      <w:r>
-        <w:rPr>
-          <w:rFonts w:hint="eastAsia"/>
-        </w:rPr>
-        <w:t xml:space="preserve">Run；若无</w:t>
-      </w:r>
-      <w:r>
-        <w:t xml:space="preserve"> Run </w:t>
-      </w:r>
-      <w:r>
-        <w:rPr>
-          <w:rFonts w:hint="eastAsia"/>
-        </w:rPr>
-        <w:t xml:space="preserve">则建一个</w:t>
-      </w:r>
-      <w:r>
-        <w:t xml:space="preserve"> CloseHook </w:t>
-      </w:r>
-      <w:r>
-        <w:rPr>
-          <w:rFonts w:hint="eastAsia"/>
-        </w:rPr>
-        <w:t xml:space="preserve">单资产</w:t>
-      </w:r>
-      <w:r>
-        <w:t xml:space="preserve"> </w:t>
-      </w:r>
-      <w:r>
-        <w:rPr>
-          <w:rFonts w:hint="eastAsia"/>
-        </w:rPr>
-        <w:t xml:space="preserve">Run）并入</w:t>
-      </w:r>
-      <w:r>
-        <w:t xml:space="preserve"> </w:t>
-      </w:r>
-      <w:r>
-        <w:rPr>
-          <w:rStyle w:val="VerbatimChar"/>
-        </w:rPr>
-        <w:t xml:space="preserve">AccumulatedDepreciation</w:t>
-      </w:r>
-      <w:r>
-        <w:rPr>
-          <w:rFonts w:hint="eastAsia"/>
-        </w:rPr>
-        <w:t xml:space="preserve">，记</w:t>
-      </w:r>
-      <w:r>
-        <w:t xml:space="preserve"> </w:t>
-      </w:r>
-      <w:r>
-        <w:rPr>
-          <w:rStyle w:val="VerbatimChar"/>
-        </w:rPr>
-        <w:t xml:space="preserve">FinalDeprecEntryId</w:t>
-      </w:r>
-      <w:r>
-        <w:t xml:space="preserve">。</w:t>
-      </w:r>
-      <w:r>
-        <w:rPr>
-          <w:rFonts w:hint="eastAsia"/>
+        <w:t xml:space="preserve">非</w:t>
+      </w:r>
+      <w:r>
+        <w:rPr>
           <w:b/>
           <w:bCs/>
         </w:rPr>
-        <w:t xml:space="preserve">确保后续期</w:t>
-      </w:r>
-      <w:r>
-        <w:rPr>
+        <w:t xml:space="preserve"> Reversed</w:t>
+      </w:r>
+      <w:r>
+        <w:t xml:space="preserve"> </w:t>
+      </w:r>
+      <w:r>
+        <w:rPr>
+          <w:rFonts w:hint="eastAsia"/>
+        </w:rPr>
+        <w:t xml:space="preserve">折旧明细（Draft/Posted，跨所有</w:t>
+      </w:r>
+      <w:r>
+        <w:t xml:space="preserve"> </w:t>
+      </w:r>
+      <w:r>
+        <w:rPr>
+          <w:rFonts w:hint="eastAsia"/>
+        </w:rPr>
+        <w:t xml:space="preserve">Run），则按</w:t>
+      </w:r>
+      <w:r>
+        <w:t xml:space="preserve"> §3.1 </w:t>
+      </w:r>
+      <w:r>
+        <w:rPr>
+          <w:rFonts w:hint="eastAsia"/>
+        </w:rPr>
+        <w:t xml:space="preserve">计算其</w:t>
+      </w:r>
+      <w:r>
+        <w:rPr>
+          <w:rFonts w:hint="eastAsia"/>
           <w:b/>
           <w:bCs/>
         </w:rPr>
-        <w:t xml:space="preserve"> P </w:t>
+        <w:t xml:space="preserve">处置月折旧额</w:t>
+      </w:r>
+      <w:r>
+        <w:rPr>
+          <w:rFonts w:hint="eastAsia"/>
+        </w:rPr>
+        <w:t xml:space="preserve">，</w:t>
       </w:r>
       <w:r>
         <w:rPr>
@@ -12986,13 +14723,154 @@
           <w:b/>
           <w:bCs/>
         </w:rPr>
-        <w:t xml:space="preserve">的批量折旧跳过该资产</w:t>
-      </w:r>
-      <w:r>
-        <w:rPr>
-          <w:rFonts w:hint="eastAsia"/>
-        </w:rPr>
-        <w:t xml:space="preserve">（已处置/已提）。</w:t>
+        <w:t xml:space="preserve">建一个</w:t>
+      </w:r>
+      <w:r>
+        <w:rPr>
+          <w:b/>
+          <w:bCs/>
+        </w:rPr>
+        <w:t xml:space="preserve"> </w:t>
+      </w:r>
+      <w:r>
+        <w:rPr>
+          <w:rStyle w:val="VerbatimChar"/>
+          <w:b/>
+          <w:bCs/>
+        </w:rPr>
+        <w:t xml:space="preserve">DepreciationRun(RunMode=DisposalFinal)</w:t>
+      </w:r>
+      <w:r>
+        <w:rPr>
+          <w:b/>
+          <w:bCs/>
+        </w:rPr>
+        <w:t xml:space="preserve"> </w:t>
+      </w:r>
+      <w:r>
+        <w:rPr>
+          <w:rFonts w:hint="eastAsia"/>
+          <w:b/>
+          <w:bCs/>
+        </w:rPr>
+        <w:t xml:space="preserve">单资产</w:t>
+      </w:r>
+      <w:r>
+        <w:rPr>
+          <w:b/>
+          <w:bCs/>
+        </w:rPr>
+        <w:t xml:space="preserve"> Run</w:t>
+      </w:r>
+      <w:r>
+        <w:rPr>
+          <w:rFonts w:hint="eastAsia"/>
+        </w:rPr>
+        <w:t xml:space="preserve">（不计入「每期单批」FA003，§2.3）+</w:t>
+      </w:r>
+      <w:r>
+        <w:t xml:space="preserve"> </w:t>
+      </w:r>
+      <w:r>
+        <w:rPr>
+          <w:rFonts w:hint="eastAsia"/>
+        </w:rPr>
+        <w:t xml:space="preserve">一条</w:t>
+      </w:r>
+      <w:r>
+        <w:t xml:space="preserve"> </w:t>
+      </w:r>
+      <w:r>
+        <w:rPr>
+          <w:rStyle w:val="VerbatimChar"/>
+        </w:rPr>
+        <w:t xml:space="preserve">DepreciationEntry</w:t>
+      </w:r>
+      <w:r>
+        <w:rPr>
+          <w:rFonts w:hint="eastAsia"/>
+        </w:rPr>
+        <w:t xml:space="preserve">，过其独立折旧凭证（§5.3）并入</w:t>
+      </w:r>
+      <w:r>
+        <w:t xml:space="preserve"> </w:t>
+      </w:r>
+      <w:r>
+        <w:rPr>
+          <w:rStyle w:val="VerbatimChar"/>
+        </w:rPr>
+        <w:t xml:space="preserve">AccumulatedDepreciation</w:t>
+      </w:r>
+      <w:r>
+        <w:rPr>
+          <w:rFonts w:hint="eastAsia"/>
+        </w:rPr>
+        <w:t xml:space="preserve">，</w:t>
+      </w:r>
+      <w:r>
+        <w:rPr>
+          <w:rStyle w:val="VerbatimChar"/>
+        </w:rPr>
+        <w:t xml:space="preserve">Disposal.FinalDeprecEntryId</w:t>
+      </w:r>
+      <w:r>
+        <w:t xml:space="preserve"> </w:t>
+      </w:r>
+      <w:r>
+        <w:rPr>
+          <w:rFonts w:hint="eastAsia"/>
+        </w:rPr>
+        <w:t xml:space="preserve">记该明细。因卡片随即置</w:t>
+      </w:r>
+      <w:r>
+        <w:t xml:space="preserve"> </w:t>
+      </w:r>
+      <w:r>
+        <w:rPr>
+          <w:rStyle w:val="VerbatimChar"/>
+        </w:rPr>
+        <w:t xml:space="preserve">Disposed</w:t>
+      </w:r>
+      <w:r>
+        <w:t xml:space="preserve"> </w:t>
+      </w:r>
+      <w:r>
+        <w:rPr>
+          <w:rFonts w:hint="eastAsia"/>
+        </w:rPr>
+        <w:t xml:space="preserve">且本期已有非</w:t>
+      </w:r>
+      <w:r>
+        <w:t xml:space="preserve"> Reversed </w:t>
+      </w:r>
+      <w:r>
+        <w:rPr>
+          <w:rFonts w:hint="eastAsia"/>
+        </w:rPr>
+        <w:t xml:space="preserve">明细，</w:t>
+      </w:r>
+      <w:r>
+        <w:rPr>
+          <w:rFonts w:hint="eastAsia"/>
+          <w:b/>
+          <w:bCs/>
+        </w:rPr>
+        <w:t xml:space="preserve">后续批量折旧按资格自动跳过该资产</w:t>
+      </w:r>
+      <w:r>
+        <w:rPr>
+          <w:rFonts w:hint="eastAsia"/>
+        </w:rPr>
+        <w:t xml:space="preserve">（既不被</w:t>
+      </w:r>
+      <w:r>
+        <w:t xml:space="preserve"> FA003 </w:t>
+      </w:r>
+      <w:r>
+        <w:rPr>
+          <w:rFonts w:hint="eastAsia"/>
+        </w:rPr>
+        <w:t xml:space="preserve">拦、也不重提）。</w:t>
       </w:r>
     </w:p>
     <w:p>
@@ -13218,16 +15096,128 @@
         <w:t xml:space="preserve">Status==Confirmed</w:t>
       </w:r>
       <w:r>
-        <w:t xml:space="preserve">→ </w:t>
-      </w:r>
-      <w:r>
-        <w:rPr>
-          <w:rFonts w:hint="eastAsia"/>
-        </w:rPr>
-        <w:t xml:space="preserve">红冲结转凭证（与补提折旧凭证若独立则一并红冲）→</w:t>
-      </w:r>
-      <w:r>
-        <w:t xml:space="preserve"> </w:t>
+        <w:rPr>
+          <w:rFonts w:hint="eastAsia"/>
+        </w:rPr>
+        <w:t xml:space="preserve">（FA009）+</w:t>
+      </w:r>
+      <w:r>
+        <w:t xml:space="preserve"> </w:t>
+      </w:r>
+      <w:r>
+        <w:rPr>
+          <w:rFonts w:hint="eastAsia"/>
+          <w:b/>
+          <w:bCs/>
+        </w:rPr>
+        <w:t xml:space="preserve">关联补提</w:t>
+      </w:r>
+      <w:r>
+        <w:rPr>
+          <w:b/>
+          <w:bCs/>
+        </w:rPr>
+        <w:t xml:space="preserve"> DisposalFinal Run </w:t>
+      </w:r>
+      <w:r>
+        <w:rPr>
+          <w:rFonts w:hint="eastAsia"/>
+          <w:b/>
+          <w:bCs/>
+        </w:rPr>
+        <w:t xml:space="preserve">未被独立反冲</w:t>
+      </w:r>
+      <w:r>
+        <w:rPr>
+          <w:rFonts w:hint="eastAsia"/>
+        </w:rPr>
+        <w:t xml:space="preserve">（否则</w:t>
+      </w:r>
+      <w:r>
+        <w:t xml:space="preserve"> </w:t>
+      </w:r>
+      <w:r>
+        <w:rPr>
+          <w:rFonts w:hint="eastAsia"/>
+        </w:rPr>
+        <w:t xml:space="preserve">FA011，§8.5）→</w:t>
+      </w:r>
+      <w:r>
+        <w:t xml:space="preserve"> </w:t>
+      </w:r>
+      <w:r>
+        <w:rPr>
+          <w:rFonts w:hint="eastAsia"/>
+        </w:rPr>
+        <w:t xml:space="preserve">红冲结转凭证</w:t>
+      </w:r>
+      <w:r>
+        <w:t xml:space="preserve"> →</w:t>
+      </w:r>
+      <w:r>
+        <w:t xml:space="preserve"> </w:t>
+      </w:r>
+      <w:r>
+        <w:rPr>
+          <w:rFonts w:hint="eastAsia"/>
+          <w:b/>
+          <w:bCs/>
+        </w:rPr>
+        <w:t xml:space="preserve">若有</w:t>
+      </w:r>
+      <w:r>
+        <w:rPr>
+          <w:b/>
+          <w:bCs/>
+        </w:rPr>
+        <w:t xml:space="preserve"> </w:t>
+      </w:r>
+      <w:r>
+        <w:rPr>
+          <w:rStyle w:val="VerbatimChar"/>
+          <w:b/>
+          <w:bCs/>
+        </w:rPr>
+        <w:t xml:space="preserve">FinalDeprecEntryId</w:t>
+      </w:r>
+      <w:r>
+        <w:rPr>
+          <w:b/>
+          <w:bCs/>
+        </w:rPr>
+        <w:t xml:space="preserve"> </w:t>
+      </w:r>
+      <w:r>
+        <w:rPr>
+          <w:rFonts w:hint="eastAsia"/>
+          <w:b/>
+          <w:bCs/>
+        </w:rPr>
+        <w:t xml:space="preserve">则一并红冲其</w:t>
+      </w:r>
+      <w:r>
+        <w:rPr>
+          <w:b/>
+          <w:bCs/>
+        </w:rPr>
+        <w:t xml:space="preserve"> DisposalFinal Run </w:t>
+      </w:r>
+      <w:r>
+        <w:rPr>
+          <w:rFonts w:hint="eastAsia"/>
+          <w:b/>
+          <w:bCs/>
+        </w:rPr>
+        <w:t xml:space="preserve">的折旧凭证</w:t>
+      </w:r>
+      <w:r>
+        <w:rPr>
+          <w:rFonts w:hint="eastAsia"/>
+        </w:rPr>
+        <w:t xml:space="preserve">并回滚补提额</w:t>
+      </w:r>
+      <w:r>
+        <w:t xml:space="preserve"> → </w:t>
       </w:r>
       <w:r>
         <w:rPr>
@@ -13241,8 +15231,63 @@
       <w:r>
         <w:rPr>
           <w:rStyle w:val="VerbatimChar"/>
-        </w:rPr>
-        <w:t xml:space="preserve">Status=InUse</w:t>
+          <w:b/>
+          <w:bCs/>
+        </w:rPr>
+        <w:t xml:space="preserve">Status=PriorStatus</w:t>
+      </w:r>
+      <w:r>
+        <w:rPr>
+          <w:rFonts w:hint="eastAsia"/>
+          <w:b/>
+          <w:bCs/>
+        </w:rPr>
+        <w:t xml:space="preserve">（还原至处置前的</w:t>
+      </w:r>
+      <w:r>
+        <w:rPr>
+          <w:b/>
+          <w:bCs/>
+        </w:rPr>
+        <w:t xml:space="preserve"> InUse </w:t>
+      </w:r>
+      <w:r>
+        <w:rPr>
+          <w:rFonts w:hint="eastAsia"/>
+          <w:b/>
+          <w:bCs/>
+        </w:rPr>
+        <w:t xml:space="preserve">或</w:t>
+      </w:r>
+      <w:r>
+        <w:rPr>
+          <w:b/>
+          <w:bCs/>
+        </w:rPr>
+        <w:t xml:space="preserve"> </w:t>
+      </w:r>
+      <w:r>
+        <w:rPr>
+          <w:rFonts w:hint="eastAsia"/>
+          <w:b/>
+          <w:bCs/>
+        </w:rPr>
+        <w:t xml:space="preserve">FullyDepreciated，不一律置</w:t>
+      </w:r>
+      <w:r>
+        <w:rPr>
+          <w:b/>
+          <w:bCs/>
+        </w:rPr>
+        <w:t xml:space="preserve"> </w:t>
+      </w:r>
+      <w:r>
+        <w:rPr>
+          <w:rFonts w:hint="eastAsia"/>
+          <w:b/>
+          <w:bCs/>
+        </w:rPr>
+        <w:t xml:space="preserve">InUse）</w:t>
       </w:r>
       <w:r>
         <w:rPr>
@@ -13260,10 +15305,19 @@
         <w:t xml:space="preserve">AccumulatedDepreciation</w:t>
       </w:r>
       <w:r>
-        <w:rPr>
-          <w:rFonts w:hint="eastAsia"/>
-        </w:rPr>
-        <w:t xml:space="preserve">（扣补提）→</w:t>
+        <w:t xml:space="preserve">/</w:t>
+      </w:r>
+      <w:r>
+        <w:rPr>
+          <w:rStyle w:val="VerbatimChar"/>
+        </w:rPr>
+        <w:t xml:space="preserve">DepreciatedPeriods</w:t>
+      </w:r>
+      <w:r>
+        <w:t xml:space="preserve"> </w:t>
+      </w:r>
+      <w:r>
+        <w:t xml:space="preserve">→</w:t>
       </w:r>
       <w:r>
         <w:t xml:space="preserve"> </w:t>
@@ -13570,6 +15624,161 @@
     </w:p>
     <w:p>
       <w:pPr>
+        <w:pStyle w:val="BlockText"/>
+      </w:pPr>
+      <w:r>
+        <w:rPr>
+          <w:rFonts w:hint="eastAsia"/>
+          <w:b/>
+          <w:bCs/>
+        </w:rPr>
+        <w:t xml:space="preserve">科目解析</w:t>
+      </w:r>
+      <w:r>
+        <w:rPr>
+          <w:rFonts w:hint="eastAsia"/>
+        </w:rPr>
+        <w:t xml:space="preserve">：</w:t>
+      </w:r>
+      <w:r>
+        <w:rPr>
+          <w:rStyle w:val="VerbatimChar"/>
+          <w:rFonts w:hint="eastAsia"/>
+        </w:rPr>
+        <w:t xml:space="preserve">银行存款(收款行)</w:t>
+      </w:r>
+      <w:r>
+        <w:t xml:space="preserve"> </w:t>
+      </w:r>
+      <w:r>
+        <w:rPr>
+          <w:rFonts w:hint="eastAsia"/>
+        </w:rPr>
+        <w:t xml:space="preserve">与清理费用付款的</w:t>
+      </w:r>
+      <w:r>
+        <w:t xml:space="preserve"> </w:t>
+      </w:r>
+      <w:r>
+        <w:rPr>
+          <w:rStyle w:val="VerbatimChar"/>
+          <w:rFonts w:hint="eastAsia"/>
+        </w:rPr>
+        <w:t xml:space="preserve">银行存款</w:t>
+      </w:r>
+      <w:r>
+        <w:t xml:space="preserve"> </w:t>
+      </w:r>
+      <w:r>
+        <w:rPr>
+          <w:rFonts w:hint="eastAsia"/>
+        </w:rPr>
+        <w:t xml:space="preserve">均取</w:t>
+      </w:r>
+      <w:r>
+        <w:t xml:space="preserve"> </w:t>
+      </w:r>
+      <w:r>
+        <w:rPr>
+          <w:rStyle w:val="VerbatimChar"/>
+        </w:rPr>
+        <w:t xml:space="preserve">Disposal.ReceiptBankAccountId</w:t>
+      </w:r>
+      <w:r>
+        <w:rPr>
+          <w:rFonts w:hint="eastAsia"/>
+        </w:rPr>
+        <w:t xml:space="preserve">（同一账户）；</w:t>
+      </w:r>
+      <w:r>
+        <w:rPr>
+          <w:rStyle w:val="VerbatimChar"/>
+          <w:rFonts w:hint="eastAsia"/>
+        </w:rPr>
+        <w:t xml:space="preserve">应交税费—销项税额</w:t>
+      </w:r>
+      <w:r>
+        <w:t xml:space="preserve"> </w:t>
+      </w:r>
+      <w:r>
+        <w:rPr>
+          <w:rFonts w:hint="eastAsia"/>
+        </w:rPr>
+        <w:t xml:space="preserve">由</w:t>
+      </w:r>
+      <w:r>
+        <w:t xml:space="preserve"> </w:t>
+      </w:r>
+      <w:r>
+        <w:rPr>
+          <w:b/>
+          <w:bCs/>
+        </w:rPr>
+        <w:t xml:space="preserve">Role</w:t>
+      </w:r>
+      <w:r>
+        <w:rPr>
+          <w:b/>
+          <w:bCs/>
+        </w:rPr>
+        <w:t xml:space="preserve"> </w:t>
+      </w:r>
+      <w:r>
+        <w:rPr>
+          <w:rStyle w:val="VerbatimChar"/>
+          <w:b/>
+          <w:bCs/>
+        </w:rPr>
+        <w:t xml:space="preserve">OUTPUT_VAT</w:t>
+      </w:r>
+      <w:r>
+        <w:t xml:space="preserve"> </w:t>
+      </w:r>
+      <w:r>
+        <w:rPr>
+          <w:rFonts w:hint="eastAsia"/>
+        </w:rPr>
+        <w:t xml:space="preserve">解析（§9.1，复用既有</w:t>
+      </w:r>
+      <w:r>
+        <w:t xml:space="preserve"> AP/AR </w:t>
+      </w:r>
+      <w:r>
+        <w:rPr>
+          <w:rFonts w:hint="eastAsia"/>
+        </w:rPr>
+        <w:t xml:space="preserve">的</w:t>
+      </w:r>
+      <w:r>
+        <w:t xml:space="preserve"> 2221 </w:t>
+      </w:r>
+      <w:r>
+        <w:rPr>
+          <w:rFonts w:hint="eastAsia"/>
+        </w:rPr>
+        <w:t xml:space="preserve">应交税费科目）。无价款/无清理费/无销项税的行各按其</w:t>
+      </w:r>
+      <w:r>
+        <w:t xml:space="preserve"> </w:t>
+      </w:r>
+      <w:r>
+        <w:rPr>
+          <w:rStyle w:val="VerbatimChar"/>
+        </w:rPr>
+        <w:t xml:space="preserve">[...]</w:t>
+      </w:r>
+      <w:r>
+        <w:t xml:space="preserve"> </w:t>
+      </w:r>
+      <w:r>
+        <w:rPr>
+          <w:rFonts w:hint="eastAsia"/>
+        </w:rPr>
+        <w:t xml:space="preserve">条件省略。</w:t>
+      </w:r>
+    </w:p>
+    <w:p>
+      <w:pPr>
         <w:pStyle w:val="FirstParagraph"/>
       </w:pPr>
       <w:r>
@@ -14611,7 +16820,7 @@
         <w:rPr>
           <w:rStyle w:val="CommentTok"/>
         </w:rPr>
-        <w:t xml:space="preserve">// 幂等：本期已 Posted 则 Pass</w:t>
+        <w:t xml:space="preserve">// 三态幂等：Posted→Pass / Draft→Post / 无→Run+Post</w:t>
       </w:r>
       <w:r>
         <w:br/>
@@ -14753,7 +16962,24 @@
         <w:rPr>
           <w:rFonts w:hint="eastAsia"/>
         </w:rPr>
-        <w:t xml:space="preserve">增检「有在用资产但本期无</w:t>
+        <w:t xml:space="preserve">两类预检：①</w:t>
+      </w:r>
+      <w:r>
+        <w:t xml:space="preserve"> </w:t>
+      </w:r>
+      <w:r>
+        <w:rPr>
+          <w:rFonts w:hint="eastAsia"/>
+          <w:b/>
+          <w:bCs/>
+        </w:rPr>
+        <w:t xml:space="preserve">软</w:t>
+      </w:r>
+      <w:r>
+        <w:rPr>
+          <w:rFonts w:hint="eastAsia"/>
+        </w:rPr>
+        <w:t xml:space="preserve">——「有在用资产但本期无</w:t>
       </w:r>
       <w:r>
         <w:t xml:space="preserve"> Posted </w:t>
@@ -14762,7 +16988,7 @@
         <w:rPr>
           <w:rFonts w:hint="eastAsia"/>
         </w:rPr>
-        <w:t xml:space="preserve">折旧批次」→</w:t>
+        <w:t xml:space="preserve">批量批次」→</w:t>
       </w:r>
       <w:r>
         <w:t xml:space="preserve"> </w:t>
@@ -14789,7 +17015,133 @@
         <w:rPr>
           <w:rFonts w:hint="eastAsia"/>
         </w:rPr>
-        <w:t xml:space="preserve">自动补，不硬阻断。</w:t>
+        <w:t xml:space="preserve">自动补（既有</w:t>
+      </w:r>
+      <w:r>
+        <w:t xml:space="preserve"> Draft </w:t>
+      </w:r>
+      <w:r>
+        <w:rPr>
+          <w:rFonts w:hint="eastAsia"/>
+        </w:rPr>
+        <w:t xml:space="preserve">则</w:t>
+      </w:r>
+      <w:r>
+        <w:t xml:space="preserve"> Post </w:t>
+      </w:r>
+      <w:r>
+        <w:rPr>
+          <w:rFonts w:hint="eastAsia"/>
+        </w:rPr>
+        <w:t xml:space="preserve">之、无则</w:t>
+      </w:r>
+      <w:r>
+        <w:t xml:space="preserve"> </w:t>
+      </w:r>
+      <w:r>
+        <w:rPr>
+          <w:rFonts w:hint="eastAsia"/>
+        </w:rPr>
+        <w:t xml:space="preserve">Run+Post），不硬阻断；②</w:t>
+      </w:r>
+      <w:r>
+        <w:t xml:space="preserve"> </w:t>
+      </w:r>
+      <w:r>
+        <w:rPr>
+          <w:rFonts w:hint="eastAsia"/>
+          <w:b/>
+          <w:bCs/>
+        </w:rPr>
+        <w:t xml:space="preserve">硬</w:t>
+      </w:r>
+      <w:r>
+        <w:rPr>
+          <w:rFonts w:hint="eastAsia"/>
+        </w:rPr>
+        <w:t xml:space="preserve">——「工作量法在用资产本期未录工作量」→</w:t>
+      </w:r>
+      <w:r>
+        <w:t xml:space="preserve"> </w:t>
+      </w:r>
+      <w:r>
+        <w:rPr>
+          <w:rFonts w:hint="eastAsia"/>
+          <w:b/>
+          <w:bCs/>
+        </w:rPr>
+        <w:t xml:space="preserve">硬阻断并提示先录量</w:t>
+      </w:r>
+      <w:r>
+        <w:rPr>
+          <w:rFonts w:hint="eastAsia"/>
+        </w:rPr>
+        <w:t xml:space="preserve">：因结账钩子的</w:t>
+      </w:r>
+      <w:r>
+        <w:t xml:space="preserve"> </w:t>
+      </w:r>
+      <w:r>
+        <w:rPr>
+          <w:rStyle w:val="VerbatimChar"/>
+        </w:rPr>
+        <w:t xml:space="preserve">AccrueAsync</w:t>
+      </w:r>
+      <w:r>
+        <w:t xml:space="preserve"> </w:t>
+      </w:r>
+      <w:r>
+        <w:rPr>
+          <w:rFonts w:hint="eastAsia"/>
+        </w:rPr>
+        <w:t xml:space="preserve">会</w:t>
+      </w:r>
+      <w:r>
+        <w:t xml:space="preserve"> </w:t>
+      </w:r>
+      <w:r>
+        <w:rPr>
+          <w:rStyle w:val="VerbatimChar"/>
+        </w:rPr>
+        <w:t xml:space="preserve">Run/Post</w:t>
+      </w:r>
+      <w:r>
+        <w:rPr>
+          <w:rFonts w:hint="eastAsia"/>
+        </w:rPr>
+        <w:t xml:space="preserve">、未录量必触</w:t>
+      </w:r>
+      <w:r>
+        <w:t xml:space="preserve"> </w:t>
+      </w:r>
+      <w:r>
+        <w:rPr>
+          <w:rFonts w:hint="eastAsia"/>
+        </w:rPr>
+        <w:t xml:space="preserve">FA008，前移到此明示而非在</w:t>
+      </w:r>
+      <w:r>
+        <w:t xml:space="preserve"> Close </w:t>
+      </w:r>
+      <w:r>
+        <w:rPr>
+          <w:rFonts w:hint="eastAsia"/>
+        </w:rPr>
+        <w:t xml:space="preserve">中途才暴露（亦</w:t>
+      </w:r>
+      <w:r>
+        <w:rPr>
+          <w:rFonts w:hint="eastAsia"/>
+          <w:b/>
+          <w:bCs/>
+        </w:rPr>
+        <w:t xml:space="preserve">不静默跳过</w:t>
+      </w:r>
+      <w:r>
+        <w:rPr>
+          <w:rFonts w:hint="eastAsia"/>
+        </w:rPr>
+        <w:t xml:space="preserve">，以免漏提工作量法资产）。</w:t>
       </w:r>
     </w:p>
     <w:bookmarkEnd w:id="31"/>
@@ -14924,7 +17276,40 @@
         <w:rPr>
           <w:rFonts w:hint="eastAsia"/>
         </w:rPr>
-        <w:t xml:space="preserve">——过账权交人（手动复核）或结账钩子兜底。注册：</w:t>
+        <w:t xml:space="preserve">——过账权交人（手动复核）或结账钩子兜底（</w:t>
+      </w:r>
+      <w:r>
+        <w:rPr>
+          <w:rStyle w:val="VerbatimChar"/>
+        </w:rPr>
+        <w:t xml:space="preserve">AccrueAsync</w:t>
+      </w:r>
+      <w:r>
+        <w:t xml:space="preserve"> </w:t>
+      </w:r>
+      <w:r>
+        <w:rPr>
+          <w:rFonts w:hint="eastAsia"/>
+        </w:rPr>
+        <w:t xml:space="preserve">见</w:t>
+      </w:r>
+      <w:r>
+        <w:t xml:space="preserve"> Draft </w:t>
+      </w:r>
+      <w:r>
+        <w:rPr>
+          <w:rFonts w:hint="eastAsia"/>
+        </w:rPr>
+        <w:t xml:space="preserve">直接</w:t>
+      </w:r>
+      <w:r>
+        <w:t xml:space="preserve"> Post </w:t>
+      </w:r>
+      <w:r>
+        <w:rPr>
+          <w:rFonts w:hint="eastAsia"/>
+        </w:rPr>
+        <w:t xml:space="preserve">之）。注册：</w:t>
       </w:r>
       <w:r>
         <w:rPr>
@@ -15016,6 +17401,15 @@
           <w:rFonts w:hint="eastAsia"/>
         </w:rPr>
         <w:t xml:space="preserve">(兜底</w:t>
+      </w:r>
+      <w:r>
+        <w:t xml:space="preserve"> Post </w:t>
+      </w:r>
+      <w:r>
+        <w:rPr>
+          <w:rFonts w:hint="eastAsia"/>
+        </w:rPr>
+        <w:t xml:space="preserve">草稿或</w:t>
       </w:r>
       <w:r>
         <w:t xml:space="preserve"> </w:t>
@@ -15401,6 +17795,106 @@
       </w:r>
     </w:p>
     <w:p>
+      <w:pPr>
+        <w:pStyle w:val="BlockText"/>
+      </w:pPr>
+      <w:r>
+        <w:rPr>
+          <w:rFonts w:hint="eastAsia"/>
+          <w:b/>
+          <w:bCs/>
+        </w:rPr>
+        <w:t xml:space="preserve">删除守卫</w:t>
+      </w:r>
+      <w:r>
+        <w:rPr>
+          <w:rFonts w:hint="eastAsia"/>
+        </w:rPr>
+        <w:t xml:space="preserve">：</w:t>
+      </w:r>
+      <w:r>
+        <w:rPr>
+          <w:rStyle w:val="VerbatimChar"/>
+        </w:rPr>
+        <w:t xml:space="preserve">AssetCategory DELETE</w:t>
+      </w:r>
+      <w:r>
+        <w:t xml:space="preserve"> </w:t>
+      </w:r>
+      <w:r>
+        <w:rPr>
+          <w:rFonts w:hint="eastAsia"/>
+        </w:rPr>
+        <w:t xml:space="preserve">前校验「无下级分类</w:t>
+      </w:r>
+      <w:r>
+        <w:t xml:space="preserve"> ∧ </w:t>
+      </w:r>
+      <w:r>
+        <w:rPr>
+          <w:rFonts w:hint="eastAsia"/>
+        </w:rPr>
+        <w:t xml:space="preserve">无卡片引用（</w:t>
+      </w:r>
+      <w:r>
+        <w:rPr>
+          <w:rStyle w:val="VerbatimChar"/>
+        </w:rPr>
+        <w:t xml:space="preserve">AssetCard.CategoryId</w:t>
+      </w:r>
+      <w:r>
+        <w:rPr>
+          <w:rFonts w:hint="eastAsia"/>
+        </w:rPr>
+        <w:t xml:space="preserve">）」，否则拒绝（FA012）；</w:t>
+      </w:r>
+      <w:r>
+        <w:rPr>
+          <w:rStyle w:val="VerbatimChar"/>
+        </w:rPr>
+        <w:t xml:space="preserve">AssetCard</w:t>
+      </w:r>
+      <w:r>
+        <w:rPr>
+          <w:rFonts w:hint="eastAsia"/>
+        </w:rPr>
+        <w:t xml:space="preserve">/批次/处置不提供物理删除（沿</w:t>
+      </w:r>
+      <w:r>
+        <w:t xml:space="preserve"> </w:t>
+      </w:r>
+      <w:r>
+        <w:rPr>
+          <w:rStyle w:val="VerbatimChar"/>
+        </w:rPr>
+        <w:t xml:space="preserve">BaseBizEntity.IsDeleted</w:t>
+      </w:r>
+      <w:r>
+        <w:t xml:space="preserve"> </w:t>
+      </w:r>
+      <w:r>
+        <w:rPr>
+          <w:rFonts w:hint="eastAsia"/>
+        </w:rPr>
+        <w:t xml:space="preserve">软删，且</w:t>
+      </w:r>
+      <w:r>
+        <w:t xml:space="preserve"> </w:t>
+      </w:r>
+      <w:r>
+        <w:rPr>
+          <w:rStyle w:val="VerbatimChar"/>
+        </w:rPr>
+        <w:t xml:space="preserve">InUse</w:t>
+      </w:r>
+      <w:r>
+        <w:rPr>
+          <w:rFonts w:hint="eastAsia"/>
+        </w:rPr>
+        <w:t xml:space="preserve">/已生成凭证者禁删）。</w:t>
+      </w:r>
+    </w:p>
+    <w:p>
       <w:r>
         <w:pict>
           <v:rect style="width:0;height:1.5pt" o:hralign="center" o:hrstd="t" o:hr="t"/>
@@ -15462,40 +17956,252 @@
           <w:b/>
           <w:bCs/>
         </w:rPr>
-        <w:t xml:space="preserve">过账事务</w:t>
-      </w:r>
-      <w:r>
-        <w:rPr>
-          <w:rFonts w:hint="eastAsia"/>
-        </w:rPr>
-        <w:t xml:space="preserve">：折旧</w:t>
-      </w:r>
-      <w:r>
-        <w:t xml:space="preserve"> Post / </w:t>
-      </w:r>
-      <w:r>
-        <w:rPr>
-          <w:rFonts w:hint="eastAsia"/>
+        <w:t xml:space="preserve">过账事务与可恢复性</w:t>
+      </w:r>
+      <w:r>
+        <w:rPr>
+          <w:rFonts w:hint="eastAsia"/>
+        </w:rPr>
+        <w:t xml:space="preserve">：</w:t>
+      </w:r>
+      <w:r>
+        <w:t xml:space="preserve"> </w:t>
+      </w:r>
+      <w:r>
+        <w:t xml:space="preserve">①</w:t>
+      </w:r>
+      <w:r>
+        <w:t xml:space="preserve"> </w:t>
+      </w:r>
+      <w:r>
+        <w:rPr>
+          <w:rFonts w:hint="eastAsia"/>
+          <w:b/>
+          <w:bCs/>
+        </w:rPr>
+        <w:t xml:space="preserve">折旧</w:t>
+      </w:r>
+      <w:r>
+        <w:rPr>
+          <w:b/>
+          <w:bCs/>
+        </w:rPr>
+        <w:t xml:space="preserve"> Post</w:t>
+      </w:r>
+      <w:r>
+        <w:t xml:space="preserve"> </w:t>
+      </w:r>
+      <w:r>
+        <w:t xml:space="preserve">= </w:t>
+      </w:r>
+      <w:r>
+        <w:rPr>
+          <w:rFonts w:hint="eastAsia"/>
+        </w:rPr>
+        <w:t xml:space="preserve">单张汇总凭证，「拼凭证</w:t>
+      </w:r>
+      <w:r>
+        <w:t xml:space="preserve"> + AutoPost + </w:t>
+      </w:r>
+      <w:r>
+        <w:rPr>
+          <w:rFonts w:hint="eastAsia"/>
+        </w:rPr>
+        <w:t xml:space="preserve">回写卡片/批次状态」在单事务内完成，失败整体回滚（不留半过账）。</w:t>
+      </w:r>
+      <w:r>
+        <w:t xml:space="preserve"> </w:t>
+      </w:r>
+      <w:r>
+        <w:t xml:space="preserve">②</w:t>
+      </w:r>
+      <w:r>
+        <w:t xml:space="preserve"> </w:t>
+      </w:r>
+      <w:r>
+        <w:rPr>
+          <w:rFonts w:hint="eastAsia"/>
+          <w:b/>
+          <w:bCs/>
         </w:rPr>
         <w:t xml:space="preserve">处置</w:t>
       </w:r>
       <w:r>
-        <w:t xml:space="preserve"> Confirm </w:t>
-      </w:r>
-      <w:r>
-        <w:rPr>
-          <w:rFonts w:hint="eastAsia"/>
-        </w:rPr>
-        <w:t xml:space="preserve">在单事务内「拼凭证</w:t>
-      </w:r>
-      <w:r>
-        <w:t xml:space="preserve"> + AutoPost + </w:t>
-      </w:r>
-      <w:r>
-        <w:rPr>
-          <w:rFonts w:hint="eastAsia"/>
-        </w:rPr>
-        <w:t xml:space="preserve">回写卡片/批次状态」，失败整体回滚（不留半过账）。</w:t>
+        <w:rPr>
+          <w:b/>
+          <w:bCs/>
+        </w:rPr>
+        <w:t xml:space="preserve"> Confirm</w:t>
+      </w:r>
+      <w:r>
+        <w:t xml:space="preserve"> </w:t>
+      </w:r>
+      <w:r>
+        <w:rPr>
+          <w:rFonts w:hint="eastAsia"/>
+        </w:rPr>
+        <w:t xml:space="preserve">含两次</w:t>
+      </w:r>
+      <w:r>
+        <w:rPr>
+          <w:rFonts w:hint="eastAsia"/>
+          <w:b/>
+          <w:bCs/>
+        </w:rPr>
+        <w:t xml:space="preserve">独立过账</w:t>
+      </w:r>
+      <w:r>
+        <w:rPr>
+          <w:rFonts w:hint="eastAsia"/>
+        </w:rPr>
+        <w:t xml:space="preserve">——先补提凭证（</w:t>
+      </w:r>
+      <w:r>
+        <w:rPr>
+          <w:rStyle w:val="VerbatimChar"/>
+        </w:rPr>
+        <w:t xml:space="preserve">DisposalFinal</w:t>
+      </w:r>
+      <w:r>
+        <w:t xml:space="preserve"> </w:t>
+      </w:r>
+      <w:r>
+        <w:rPr>
+          <w:rFonts w:hint="eastAsia"/>
+        </w:rPr>
+        <w:t xml:space="preserve">Run，§4.3/§5.3，独立成单元、独立可红冲），再结转凭证（§5.2）。二者</w:t>
+      </w:r>
+      <w:r>
+        <w:rPr>
+          <w:rFonts w:hint="eastAsia"/>
+          <w:b/>
+          <w:bCs/>
+        </w:rPr>
+        <w:t xml:space="preserve">非单一</w:t>
+      </w:r>
+      <w:r>
+        <w:rPr>
+          <w:b/>
+          <w:bCs/>
+        </w:rPr>
+        <w:t xml:space="preserve"> all-or-nothing </w:t>
+      </w:r>
+      <w:r>
+        <w:rPr>
+          <w:rFonts w:hint="eastAsia"/>
+          <w:b/>
+          <w:bCs/>
+        </w:rPr>
+        <w:t xml:space="preserve">事务</w:t>
+      </w:r>
+      <w:r>
+        <w:rPr>
+          <w:rFonts w:hint="eastAsia"/>
+        </w:rPr>
+        <w:t xml:space="preserve">：若补提成功而结转失败，补提作为合法当期折旧留存、处置仍</w:t>
+      </w:r>
+      <w:r>
+        <w:t xml:space="preserve"> </w:t>
+      </w:r>
+      <w:r>
+        <w:rPr>
+          <w:rStyle w:val="VerbatimChar"/>
+        </w:rPr>
+        <w:t xml:space="preserve">Draft</w:t>
+      </w:r>
+      <w:r>
+        <w:rPr>
+          <w:rFonts w:hint="eastAsia"/>
+        </w:rPr>
+        <w:t xml:space="preserve">；重试</w:t>
+      </w:r>
+      <w:r>
+        <w:t xml:space="preserve"> </w:t>
+      </w:r>
+      <w:r>
+        <w:rPr>
+          <w:rStyle w:val="VerbatimChar"/>
+        </w:rPr>
+        <w:t xml:space="preserve">ConfirmAsync</w:t>
+      </w:r>
+      <w:r>
+        <w:t xml:space="preserve"> </w:t>
+      </w:r>
+      <w:r>
+        <w:rPr>
+          <w:rFonts w:hint="eastAsia"/>
+        </w:rPr>
+        <w:t xml:space="preserve">时因「该资产本期已有非</w:t>
+      </w:r>
+      <w:r>
+        <w:t xml:space="preserve"> Reversed </w:t>
+      </w:r>
+      <w:r>
+        <w:rPr>
+          <w:rFonts w:hint="eastAsia"/>
+        </w:rPr>
+        <w:t xml:space="preserve">明细」</w:t>
+      </w:r>
+      <w:r>
+        <w:rPr>
+          <w:rFonts w:hint="eastAsia"/>
+          <w:b/>
+          <w:bCs/>
+        </w:rPr>
+        <w:t xml:space="preserve">自动跳过补提、仅补结转</w:t>
+      </w:r>
+      <w:r>
+        <w:rPr>
+          <w:rFonts w:hint="eastAsia"/>
+        </w:rPr>
+        <w:t xml:space="preserve">，故</w:t>
+      </w:r>
+      <w:r>
+        <w:t xml:space="preserve"> Confirm</w:t>
+      </w:r>
+      <w:r>
+        <w:t xml:space="preserve"> </w:t>
+      </w:r>
+      <w:r>
+        <w:rPr>
+          <w:rFonts w:hint="eastAsia"/>
+          <w:b/>
+          <w:bCs/>
+        </w:rPr>
+        <w:t xml:space="preserve">重入幂等可续</w:t>
+      </w:r>
+      <w:r>
+        <w:rPr>
+          <w:rFonts w:hint="eastAsia"/>
+        </w:rPr>
+        <w:t xml:space="preserve">。每一次</w:t>
+      </w:r>
+      <w:r>
+        <w:t xml:space="preserve"> </w:t>
+      </w:r>
+      <w:r>
+        <w:rPr>
+          <w:rStyle w:val="VerbatimChar"/>
+        </w:rPr>
+        <w:t xml:space="preserve">AutoPostAsync</w:t>
+      </w:r>
+      <w:r>
+        <w:t xml:space="preserve"> </w:t>
+      </w:r>
+      <w:r>
+        <w:rPr>
+          <w:rFonts w:hint="eastAsia"/>
+        </w:rPr>
+        <w:t xml:space="preserve">自身在其事务内「拼凭证</w:t>
+      </w:r>
+      <w:r>
+        <w:t xml:space="preserve"> + </w:t>
+      </w:r>
+      <w:r>
+        <w:rPr>
+          <w:rFonts w:hint="eastAsia"/>
+        </w:rPr>
+        <w:t xml:space="preserve">回写」原子完成、失败回滚不留半过账。</w:t>
       </w:r>
     </w:p>
     <w:p>
@@ -15573,25 +18279,25 @@
         <w:rPr>
           <w:rFonts w:hint="eastAsia"/>
         </w:rPr>
-        <w:t xml:space="preserve">本期已</w:t>
-      </w:r>
-      <w:r>
-        <w:t xml:space="preserve"> Posted </w:t>
-      </w:r>
-      <w:r>
-        <w:rPr>
-          <w:rFonts w:hint="eastAsia"/>
-        </w:rPr>
-        <w:t xml:space="preserve">直接</w:t>
-      </w:r>
-      <w:r>
-        <w:t xml:space="preserve"> </w:t>
-      </w:r>
-      <w:r>
-        <w:rPr>
-          <w:rFonts w:hint="eastAsia"/>
-        </w:rPr>
-        <w:t xml:space="preserve">Pass。重复</w:t>
+        <w:t xml:space="preserve">三态幂等（Posted→Pass</w:t>
+      </w:r>
+      <w:r>
+        <w:t xml:space="preserve"> / </w:t>
+      </w:r>
+      <w:r>
+        <w:rPr>
+          <w:rFonts w:hint="eastAsia"/>
+        </w:rPr>
+        <w:t xml:space="preserve">既有</w:t>
+      </w:r>
+      <w:r>
+        <w:t xml:space="preserve"> Draft→Post / </w:t>
+      </w:r>
+      <w:r>
+        <w:rPr>
+          <w:rFonts w:hint="eastAsia"/>
+        </w:rPr>
+        <w:t xml:space="preserve">无→Run+Post）。重复</w:t>
       </w:r>
       <w:r>
         <w:t xml:space="preserve"> Run </w:t>
@@ -15609,7 +18315,7 @@
         <w:rPr>
           <w:rFonts w:hint="eastAsia"/>
         </w:rPr>
-        <w:t xml:space="preserve">批次」守卫（FA003）。</w:t>
+        <w:t xml:space="preserve">批量批次」守卫（FA003）。</w:t>
       </w:r>
     </w:p>
     <w:p>
@@ -15827,6 +18533,97 @@
         </w:rPr>
         <w:t xml:space="preserve">Reversed，卡片状态/累计原子回滚。</w:t>
       </w:r>
+      <w:r>
+        <w:rPr>
+          <w:rFonts w:hint="eastAsia"/>
+          <w:b/>
+          <w:bCs/>
+        </w:rPr>
+        <w:t xml:space="preserve">反冲次序守卫（FA011）</w:t>
+      </w:r>
+      <w:r>
+        <w:rPr>
+          <w:rFonts w:hint="eastAsia"/>
+        </w:rPr>
+        <w:t xml:space="preserve">：①</w:t>
+      </w:r>
+      <w:r>
+        <w:t xml:space="preserve"> </w:t>
+      </w:r>
+      <w:r>
+        <w:rPr>
+          <w:rFonts w:hint="eastAsia"/>
+        </w:rPr>
+        <w:t xml:space="preserve">批量折旧批次反冲前，校验「批内无任一资产已被处置（无非</w:t>
+      </w:r>
+      <w:r>
+        <w:t xml:space="preserve"> Reversed </w:t>
+      </w:r>
+      <w:r>
+        <w:rPr>
+          <w:rFonts w:hint="eastAsia"/>
+        </w:rPr>
+        <w:t xml:space="preserve">处置单）」，否则拒绝、须先反冲处置——避免回滚已</w:t>
+      </w:r>
+      <w:r>
+        <w:t xml:space="preserve"> </w:t>
+      </w:r>
+      <w:r>
+        <w:rPr>
+          <w:rStyle w:val="VerbatimChar"/>
+        </w:rPr>
+        <w:t xml:space="preserve">Disposed</w:t>
+      </w:r>
+      <w:r>
+        <w:t xml:space="preserve"> </w:t>
+      </w:r>
+      <w:r>
+        <w:rPr>
+          <w:rFonts w:hint="eastAsia"/>
+        </w:rPr>
+        <w:t xml:space="preserve">资产的累计/期数致处置快照与卡片状态错乱；②</w:t>
+      </w:r>
+      <w:r>
+        <w:t xml:space="preserve"> </w:t>
+      </w:r>
+      <w:r>
+        <w:rPr>
+          <w:rFonts w:hint="eastAsia"/>
+        </w:rPr>
+        <w:t xml:space="preserve">处置反冲前，校验其关联补提</w:t>
+      </w:r>
+      <w:r>
+        <w:t xml:space="preserve"> </w:t>
+      </w:r>
+      <w:r>
+        <w:rPr>
+          <w:rStyle w:val="VerbatimChar"/>
+        </w:rPr>
+        <w:t xml:space="preserve">DisposalFinal</w:t>
+      </w:r>
+      <w:r>
+        <w:t xml:space="preserve"> </w:t>
+      </w:r>
+      <w:r>
+        <w:t xml:space="preserve">Run </w:t>
+      </w:r>
+      <w:r>
+        <w:rPr>
+          <w:rFonts w:hint="eastAsia"/>
+        </w:rPr>
+        <w:t xml:space="preserve">未被独立反冲（应经处置反冲连带回滚，§4.4）。即关联单据须</w:t>
+      </w:r>
+      <w:r>
+        <w:rPr>
+          <w:rFonts w:hint="eastAsia"/>
+          <w:b/>
+          <w:bCs/>
+        </w:rPr>
+        <w:t xml:space="preserve">后建先冲</w:t>
+      </w:r>
+      <w:r>
+        <w:t xml:space="preserve">。</w:t>
+      </w:r>
     </w:p>
     <w:p>
       <w:r>
@@ -15890,7 +18687,8 @@
     <w:tbl>
       <w:tblPr>
         <w:tblStyle w:val="Table"/>
-        <w:tblW w:type="auto" w:w="0"/>
+        <w:tblW w:type="pct" w:w="5000"/>
+        <w:tblLayout w:type="fixed"/>
         <w:tblLook w:firstRow="1" w:lastRow="0" w:firstColumn="0" w:lastColumn="0" w:noHBand="0" w:noVBand="0" w:val="0020"/>
       </w:tblPr>
       <w:tblGrid>
@@ -16632,6 +19430,93 @@
           </w:p>
         </w:tc>
       </w:tr>
+      <w:tr>
+        <w:tc>
+          <w:tcPr/>
+          <w:p>
+            <w:pPr>
+              <w:pStyle w:val="Compact"/>
+            </w:pPr>
+            <w:r>
+              <w:t xml:space="preserve">2221</w:t>
+            </w:r>
+          </w:p>
+        </w:tc>
+        <w:tc>
+          <w:tcPr/>
+          <w:p>
+            <w:pPr>
+              <w:pStyle w:val="Compact"/>
+            </w:pPr>
+            <w:r>
+              <w:rPr>
+                <w:rFonts w:hint="eastAsia"/>
+              </w:rPr>
+              <w:t xml:space="preserve">应交税费（销项税额）</w:t>
+            </w:r>
+          </w:p>
+        </w:tc>
+        <w:tc>
+          <w:tcPr/>
+          <w:p>
+            <w:pPr>
+              <w:pStyle w:val="Compact"/>
+            </w:pPr>
+            <w:r>
+              <w:t xml:space="preserve">Liability</w:t>
+            </w:r>
+          </w:p>
+        </w:tc>
+        <w:tc>
+          <w:tcPr/>
+          <w:p>
+            <w:pPr>
+              <w:pStyle w:val="Compact"/>
+            </w:pPr>
+            <w:r>
+              <w:rPr>
+                <w:rStyle w:val="VerbatimChar"/>
+              </w:rPr>
+              <w:t xml:space="preserve">OUTPUT_VAT</w:t>
+            </w:r>
+          </w:p>
+        </w:tc>
+        <w:tc>
+          <w:tcPr/>
+          <w:p>
+            <w:pPr>
+              <w:pStyle w:val="Compact"/>
+            </w:pPr>
+            <w:r>
+              <w:rPr>
+                <w:rFonts w:hint="eastAsia"/>
+              </w:rPr>
+              <w:t xml:space="preserve">出售处置销项税；通常已由</w:t>
+            </w:r>
+            <w:r>
+              <w:t xml:space="preserve"> AP/AR </w:t>
+            </w:r>
+            <w:r>
+              <w:rPr>
+                <w:rFonts w:hint="eastAsia"/>
+              </w:rPr>
+              <w:t xml:space="preserve">模块建，A3</w:t>
+            </w:r>
+            <w:r>
+              <w:t xml:space="preserve"> </w:t>
+            </w:r>
+            <w:r>
+              <w:rPr>
+                <w:rFonts w:hint="eastAsia"/>
+              </w:rPr>
+              <w:t xml:space="preserve">仅确保该科目存在并补</w:t>
+            </w:r>
+            <w:r>
+              <w:t xml:space="preserve"> Role</w:t>
+            </w:r>
+          </w:p>
+        </w:tc>
+      </w:tr>
     </w:tbl>
     <w:p>
       <w:pPr>
@@ -17058,34 +19943,16 @@
         <w:rPr>
           <w:rFonts w:hint="eastAsia"/>
         </w:rPr>
-        <w:t xml:space="preserve">（追加</w:t>
-      </w:r>
-      <w:r>
-        <w:t xml:space="preserve"> </w:t>
-      </w:r>
-      <w:r>
-        <w:rPr>
-          <w:rStyle w:val="VerbatimChar"/>
-        </w:rPr>
-        <w:t xml:space="preserve">I18nFinScreenSeed</w:t>
-      </w:r>
-      <w:r>
-        <w:t xml:space="preserve"> </w:t>
-      </w:r>
-      <w:r>
-        <w:rPr>
-          <w:rFonts w:hint="eastAsia"/>
-        </w:rPr>
-        <w:t xml:space="preserve">或新建</w:t>
-      </w:r>
-      <w:r>
-        <w:t xml:space="preserve"> </w:t>
-      </w:r>
-      <w:r>
-        <w:rPr>
-          <w:rStyle w:val="VerbatimChar"/>
-        </w:rPr>
-        <w:t xml:space="preserve">I18nAssetScreenSeed</w:t>
+        <w:t xml:space="preserve">（新建</w:t>
+      </w:r>
+      <w:r>
+        <w:t xml:space="preserve"> </w:t>
+      </w:r>
+      <w:r>
+        <w:rPr>
+          <w:rStyle w:val="VerbatimChar"/>
+        </w:rPr>
+        <w:t xml:space="preserve">I18nA3ScreenSeed</w:t>
       </w:r>
       <w:r>
         <w:rPr>
@@ -17098,18 +19965,88 @@
       </w:r>
       <w:r>
         <w:rPr>
-          <w:rFonts w:hint="eastAsia"/>
-        </w:rPr>
-        <w:t xml:space="preserve">zh-CN/zh-TW/en/ja/vi）：菜单/枚举（折旧方法·资产状态·处置类型·批次状态）/字段标签/错误码</w:t>
-      </w:r>
-      <w:r>
-        <w:t xml:space="preserve"> </w:t>
-      </w:r>
-      <w:r>
-        <w:rPr>
-          <w:rFonts w:hint="eastAsia"/>
-        </w:rPr>
-        <w:t xml:space="preserve">FA001~FA010。代码只放</w:t>
+          <w:b/>
+          <w:bCs/>
+        </w:rPr>
+        <w:t xml:space="preserve">ZhCN/ZhTW/En/Ja/Ko</w:t>
+      </w:r>
+      <w:r>
+        <w:t xml:space="preserve">——</w:t>
+      </w:r>
+      <w:r>
+        <w:rPr>
+          <w:rStyle w:val="VerbatimChar"/>
+        </w:rPr>
+        <w:t xml:space="preserve">Sys_Lang</w:t>
+      </w:r>
+      <w:r>
+        <w:t xml:space="preserve"> </w:t>
+      </w:r>
+      <w:r>
+        <w:rPr>
+          <w:rFonts w:hint="eastAsia"/>
+        </w:rPr>
+        <w:t xml:space="preserve">实体只有这五列，无</w:t>
+      </w:r>
+      <w:r>
+        <w:t xml:space="preserve"> </w:t>
+      </w:r>
+      <w:r>
+        <w:rPr>
+          <w:rFonts w:hint="eastAsia"/>
+        </w:rPr>
+        <w:t xml:space="preserve">Vi）：菜单/枚举（折旧方法·资产状态·处置类型·批次状态）/字段标签/错误码</w:t>
+      </w:r>
+      <w:r>
+        <w:t xml:space="preserve"> </w:t>
+      </w:r>
+      <w:r>
+        <w:rPr>
+          <w:rStyle w:val="VerbatimChar"/>
+        </w:rPr>
+        <w:t xml:space="preserve">E-FA-001~E-FA-012</w:t>
+      </w:r>
+      <w:r>
+        <w:rPr>
+          <w:rFonts w:hint="eastAsia"/>
+        </w:rPr>
+        <w:t xml:space="preserve">（FA001~FA012</w:t>
+      </w:r>
+      <w:r>
+        <w:t xml:space="preserve"> </w:t>
+      </w:r>
+      <w:r>
+        <w:rPr>
+          <w:rFonts w:hint="eastAsia"/>
+        </w:rPr>
+        <w:t xml:space="preserve">的实际</w:t>
+      </w:r>
+      <w:r>
+        <w:t xml:space="preserve"> i18n </w:t>
+      </w:r>
+      <w:r>
+        <w:rPr>
+          <w:rFonts w:hint="eastAsia"/>
+        </w:rPr>
+        <w:t xml:space="preserve">码，沿</w:t>
+      </w:r>
+      <w:r>
+        <w:t xml:space="preserve"> </w:t>
+      </w:r>
+      <w:r>
+        <w:rPr>
+          <w:rStyle w:val="VerbatimChar"/>
+        </w:rPr>
+        <w:t xml:space="preserve">E-FIN-xxx</w:t>
+      </w:r>
+      <w:r>
+        <w:t xml:space="preserve"> </w:t>
+      </w:r>
+      <w:r>
+        <w:rPr>
+          <w:rFonts w:hint="eastAsia"/>
+        </w:rPr>
+        <w:t xml:space="preserve">风格）。代码只放</w:t>
       </w:r>
       <w:r>
         <w:t xml:space="preserve"> </w:t>
@@ -17174,7 +20111,8 @@
     <w:tbl>
       <w:tblPr>
         <w:tblStyle w:val="Table"/>
-        <w:tblW w:type="auto" w:w="0"/>
+        <w:tblW w:type="pct" w:w="5000"/>
+        <w:tblLayout w:type="fixed"/>
         <w:tblLook w:firstRow="1" w:lastRow="0" w:firstColumn="0" w:lastColumn="0" w:noHBand="0" w:noVBand="0" w:val="0020"/>
       </w:tblPr>
       <w:tblGrid>
@@ -17488,12 +20426,121 @@
               <w:rPr>
                 <w:rFonts w:hint="eastAsia"/>
               </w:rPr>
-              <w:t xml:space="preserve">出售/转让有价款但未指定收款银行账户</w:t>
+              <w:t xml:space="preserve">有价款或有清理费用但未指定收/付款银行账户</w:t>
+            </w:r>
+          </w:p>
+        </w:tc>
+      </w:tr>
+      <w:tr>
+        <w:tc>
+          <w:tcPr/>
+          <w:p>
+            <w:pPr>
+              <w:pStyle w:val="Compact"/>
+            </w:pPr>
+            <w:r>
+              <w:t xml:space="preserve">FA011</w:t>
+            </w:r>
+          </w:p>
+        </w:tc>
+        <w:tc>
+          <w:tcPr/>
+          <w:p>
+            <w:pPr>
+              <w:pStyle w:val="Compact"/>
+            </w:pPr>
+            <w:r>
+              <w:rPr>
+                <w:rFonts w:hint="eastAsia"/>
+              </w:rPr>
+              <w:t xml:space="preserve">反冲次序冲突：关联单据未先反冲（已处置资产所在折旧批次</w:t>
+            </w:r>
+            <w:r>
+              <w:t xml:space="preserve"> / </w:t>
+            </w:r>
+            <w:r>
+              <w:rPr>
+                <w:rFonts w:hint="eastAsia"/>
+              </w:rPr>
+              <w:t xml:space="preserve">补提</w:t>
+            </w:r>
+            <w:r>
+              <w:t xml:space="preserve"> </w:t>
+            </w:r>
+            <w:r>
+              <w:rPr>
+                <w:rFonts w:hint="eastAsia"/>
+              </w:rPr>
+              <w:t xml:space="preserve">Run，§8.5）</w:t>
+            </w:r>
+          </w:p>
+        </w:tc>
+      </w:tr>
+      <w:tr>
+        <w:tc>
+          <w:tcPr/>
+          <w:p>
+            <w:pPr>
+              <w:pStyle w:val="Compact"/>
+            </w:pPr>
+            <w:r>
+              <w:t xml:space="preserve">FA012</w:t>
+            </w:r>
+          </w:p>
+        </w:tc>
+        <w:tc>
+          <w:tcPr/>
+          <w:p>
+            <w:pPr>
+              <w:pStyle w:val="Compact"/>
+            </w:pPr>
+            <w:r>
+              <w:rPr>
+                <w:rFonts w:hint="eastAsia"/>
+              </w:rPr>
+              <w:t xml:space="preserve">资产分类被卡片引用或有下级分类，不可删除（§7）</w:t>
             </w:r>
           </w:p>
         </w:tc>
       </w:tr>
     </w:tbl>
+    <w:p>
+      <w:pPr>
+        <w:pStyle w:val="BlockText"/>
+      </w:pPr>
+      <w:r>
+        <w:t xml:space="preserve">FA004/FA005 </w:t>
+      </w:r>
+      <w:r>
+        <w:rPr>
+          <w:rFonts w:hint="eastAsia"/>
+        </w:rPr>
+        <w:t xml:space="preserve">在</w:t>
+      </w:r>
+      <w:r>
+        <w:rPr>
+          <w:rFonts w:hint="eastAsia"/>
+          <w:b/>
+          <w:bCs/>
+        </w:rPr>
+        <w:t xml:space="preserve">批量计提路径是「过滤」而非报错</w:t>
+      </w:r>
+      <w:r>
+        <w:rPr>
+          <w:rFonts w:hint="eastAsia"/>
+        </w:rPr>
+        <w:t xml:space="preserve">（未起折/已达上限的资产被静默跳过），仅在单资产操作（如计划预览/单卡试算）才真抛；i18n</w:t>
+      </w:r>
+      <w:r>
+        <w:t xml:space="preserve"> </w:t>
+      </w:r>
+      <w:r>
+        <w:rPr>
+          <w:rFonts w:hint="eastAsia"/>
+        </w:rPr>
+        <w:t xml:space="preserve">文案勿写成会在批量计提时弹出。</w:t>
+      </w:r>
+    </w:p>
     <w:p>
       <w:r>
         <w:pict>
@@ -17679,7 +20726,43 @@
         <w:rPr>
           <w:rFonts w:hint="eastAsia"/>
         </w:rPr>
-        <w:t xml:space="preserve">双倍余额递减：前期按双倍率、末两年自动切直线、不破残值。</w:t>
+        <w:t xml:space="preserve">双倍余额递减：年率</w:t>
+      </w:r>
+      <w:r>
+        <w:t xml:space="preserve"> × </w:t>
+      </w:r>
+      <w:r>
+        <w:rPr>
+          <w:rFonts w:hint="eastAsia"/>
+        </w:rPr>
+        <w:t xml:space="preserve">年初净值、年内</w:t>
+      </w:r>
+      <w:r>
+        <w:t xml:space="preserve"> 12 </w:t>
+      </w:r>
+      <w:r>
+        <w:rPr>
+          <w:rFonts w:hint="eastAsia"/>
+        </w:rPr>
+        <w:t xml:space="preserve">期月额恒定、首年实提=年额（非月内复利）、末两年切直线、不破残值；含</w:t>
+      </w:r>
+      <w:r>
+        <w:t xml:space="preserve"> </w:t>
+      </w:r>
+      <w:r>
+        <w:rPr>
+          <w:rStyle w:val="VerbatimChar"/>
+        </w:rPr>
+        <w:t xml:space="preserve">Y=2</w:t>
+      </w:r>
+      <w:r>
+        <w:t xml:space="preserve"> </w:t>
+      </w:r>
+      <w:r>
+        <w:rPr>
+          <w:rFonts w:hint="eastAsia"/>
+        </w:rPr>
+        <w:t xml:space="preserve">边界。</w:t>
       </w:r>
       <w:r>
         <w:t xml:space="preserve"> </w:t>
@@ -17752,7 +20835,34 @@
         <w:rPr>
           <w:rFonts w:hint="eastAsia"/>
         </w:rPr>
-        <w:t xml:space="preserve">当期处置照提：处置月补提、后续期跳过。</w:t>
+        <w:t xml:space="preserve">当期处置照提·两序：①</w:t>
+      </w:r>
+      <w:r>
+        <w:t xml:space="preserve"> </w:t>
+      </w:r>
+      <w:r>
+        <w:rPr>
+          <w:rFonts w:hint="eastAsia"/>
+        </w:rPr>
+        <w:t xml:space="preserve">批量先于处置→处置跳过补提；②</w:t>
+      </w:r>
+      <w:r>
+        <w:t xml:space="preserve"> </w:t>
+      </w:r>
+      <w:r>
+        <w:rPr>
+          <w:rFonts w:hint="eastAsia"/>
+        </w:rPr>
+        <w:t xml:space="preserve">处置先于批量→建</w:t>
+      </w:r>
+      <w:r>
+        <w:t xml:space="preserve"> DisposalFinal </w:t>
+      </w:r>
+      <w:r>
+        <w:rPr>
+          <w:rFonts w:hint="eastAsia"/>
+        </w:rPr>
+        <w:t xml:space="preserve">补提；两序恰提一次、后续期跳过、不重不漏。</w:t>
       </w:r>
       <w:r>
         <w:t xml:space="preserve"> </w:t>
@@ -17842,16 +20952,52 @@
         <w:rPr>
           <w:rFonts w:hint="eastAsia"/>
         </w:rPr>
-        <w:t xml:space="preserve">结账钩子兜底：未计提→自动</w:t>
-      </w:r>
-      <w:r>
-        <w:t xml:space="preserve"> </w:t>
-      </w:r>
-      <w:r>
-        <w:rPr>
-          <w:rFonts w:hint="eastAsia"/>
-        </w:rPr>
-        <w:t xml:space="preserve">Run+Post；已计提→幂等</w:t>
+        <w:t xml:space="preserve">三态：未计提→自动</w:t>
+      </w:r>
+      <w:r>
+        <w:t xml:space="preserve"> </w:t>
+      </w:r>
+      <w:r>
+        <w:rPr>
+          <w:rFonts w:hint="eastAsia"/>
+        </w:rPr>
+        <w:t xml:space="preserve">Run+Post；已有</w:t>
+      </w:r>
+      <w:r>
+        <w:t xml:space="preserve"> Worker Draft </w:t>
+      </w:r>
+      <w:r>
+        <w:rPr>
+          <w:rFonts w:hint="eastAsia"/>
+        </w:rPr>
+        <w:t xml:space="preserve">批次→直接</w:t>
+      </w:r>
+      <w:r>
+        <w:t xml:space="preserve"> Post </w:t>
+      </w:r>
+      <w:r>
+        <w:rPr>
+          <w:rFonts w:hint="eastAsia"/>
+        </w:rPr>
+        <w:t xml:space="preserve">之（不新建、不撞</w:t>
+      </w:r>
+      <w:r>
+        <w:t xml:space="preserve"> </w:t>
+      </w:r>
+      <w:r>
+        <w:rPr>
+          <w:rFonts w:hint="eastAsia"/>
+        </w:rPr>
+        <w:t xml:space="preserve">FA003）；已</w:t>
+      </w:r>
+      <w:r>
+        <w:t xml:space="preserve"> </w:t>
+      </w:r>
+      <w:r>
+        <w:rPr>
+          <w:rFonts w:hint="eastAsia"/>
+        </w:rPr>
+        <w:t xml:space="preserve">Posted→幂等</w:t>
       </w:r>
       <w:r>
         <w:t xml:space="preserve"> Pass。</w:t>
@@ -17867,6 +21013,174 @@
           <w:rFonts w:hint="eastAsia"/>
         </w:rPr>
         <w:t xml:space="preserve">成本中心派生序（卡片&gt;机台&gt;部门&gt;null）；费用科目覆盖序（卡片&gt;分类）。</w:t>
+      </w:r>
+      <w:r>
+        <w:t xml:space="preserve"> </w:t>
+      </w:r>
+      <w:r>
+        <w:t xml:space="preserve">14. </w:t>
+      </w:r>
+      <w:r>
+        <w:rPr>
+          <w:rFonts w:hint="eastAsia"/>
+        </w:rPr>
+        <w:t xml:space="preserve">处置先于批量：建</w:t>
+      </w:r>
+      <w:r>
+        <w:t xml:space="preserve"> DisposalFinal </w:t>
+      </w:r>
+      <w:r>
+        <w:rPr>
+          <w:rFonts w:hint="eastAsia"/>
+        </w:rPr>
+        <w:t xml:space="preserve">补提</w:t>
+      </w:r>
+      <w:r>
+        <w:t xml:space="preserve"> → </w:t>
+      </w:r>
+      <w:r>
+        <w:rPr>
+          <w:rFonts w:hint="eastAsia"/>
+        </w:rPr>
+        <w:t xml:space="preserve">批量</w:t>
+      </w:r>
+      <w:r>
+        <w:t xml:space="preserve"> </w:t>
+      </w:r>
+      <w:r>
+        <w:rPr>
+          <w:rStyle w:val="VerbatimChar"/>
+        </w:rPr>
+        <w:t xml:space="preserve">RunAsync(P)</w:t>
+      </w:r>
+      <w:r>
+        <w:t xml:space="preserve"> </w:t>
+      </w:r>
+      <w:r>
+        <w:rPr>
+          <w:rFonts w:hint="eastAsia"/>
+        </w:rPr>
+        <w:t xml:space="preserve">不被</w:t>
+      </w:r>
+      <w:r>
+        <w:t xml:space="preserve"> FA003 </w:t>
+      </w:r>
+      <w:r>
+        <w:rPr>
+          <w:rFonts w:hint="eastAsia"/>
+        </w:rPr>
+        <w:t xml:space="preserve">阻断、为其余在用资产正常计提，被处置资产不重提。</w:t>
+      </w:r>
+      <w:r>
+        <w:t xml:space="preserve"> </w:t>
+      </w:r>
+      <w:r>
+        <w:t xml:space="preserve">15. </w:t>
+      </w:r>
+      <w:r>
+        <w:rPr>
+          <w:rFonts w:hint="eastAsia"/>
+        </w:rPr>
+        <w:t xml:space="preserve">完全折旧资产可处置（FullyDepreciated→Sale/Scrap，CreateAsync</w:t>
+      </w:r>
+      <w:r>
+        <w:t xml:space="preserve"> </w:t>
+      </w:r>
+      <w:r>
+        <w:rPr>
+          <w:rFonts w:hint="eastAsia"/>
+        </w:rPr>
+        <w:t xml:space="preserve">不拒）；处置反冲还原</w:t>
+      </w:r>
+      <w:r>
+        <w:t xml:space="preserve"> </w:t>
+      </w:r>
+      <w:r>
+        <w:rPr>
+          <w:rStyle w:val="VerbatimChar"/>
+        </w:rPr>
+        <w:t xml:space="preserve">PriorStatus</w:t>
+      </w:r>
+      <w:r>
+        <w:rPr>
+          <w:rFonts w:hint="eastAsia"/>
+        </w:rPr>
+        <w:t xml:space="preserve">（FullyDepreciated</w:t>
+      </w:r>
+      <w:r>
+        <w:t xml:space="preserve"> </w:t>
+      </w:r>
+      <w:r>
+        <w:rPr>
+          <w:rFonts w:hint="eastAsia"/>
+        </w:rPr>
+        <w:t xml:space="preserve">不回</w:t>
+      </w:r>
+      <w:r>
+        <w:t xml:space="preserve"> </w:t>
+      </w:r>
+      <w:r>
+        <w:rPr>
+          <w:rFonts w:hint="eastAsia"/>
+        </w:rPr>
+        <w:t xml:space="preserve">InUse）。</w:t>
+      </w:r>
+      <w:r>
+        <w:t xml:space="preserve"> </w:t>
+      </w:r>
+      <w:r>
+        <w:t xml:space="preserve">16. </w:t>
+      </w:r>
+      <w:r>
+        <w:rPr>
+          <w:rFonts w:hint="eastAsia"/>
+        </w:rPr>
+        <w:t xml:space="preserve">反冲次序：批内含已处置资产的批次反冲→FA011；处置反冲连带回滚补提</w:t>
+      </w:r>
+      <w:r>
+        <w:t xml:space="preserve"> DisposalFinal。</w:t>
+      </w:r>
+      <w:r>
+        <w:t xml:space="preserve"> </w:t>
+      </w:r>
+      <w:r>
+        <w:t xml:space="preserve">17. </w:t>
+      </w:r>
+      <w:r>
+        <w:rPr>
+          <w:rFonts w:hint="eastAsia"/>
+        </w:rPr>
+        <w:t xml:space="preserve">处置凭证科目解析：销项税走</w:t>
+      </w:r>
+      <w:r>
+        <w:t xml:space="preserve"> </w:t>
+      </w:r>
+      <w:r>
+        <w:rPr>
+          <w:rStyle w:val="VerbatimChar"/>
+        </w:rPr>
+        <w:t xml:space="preserve">OUTPUT_VAT</w:t>
+      </w:r>
+      <w:r>
+        <w:rPr>
+          <w:rFonts w:hint="eastAsia"/>
+        </w:rPr>
+        <w:t xml:space="preserve">、清理费付款走</w:t>
+      </w:r>
+      <w:r>
+        <w:t xml:space="preserve"> </w:t>
+      </w:r>
+      <w:r>
+        <w:rPr>
+          <w:rStyle w:val="VerbatimChar"/>
+        </w:rPr>
+        <w:t xml:space="preserve">ReceiptBankAccountId</w:t>
+      </w:r>
+      <w:r>
+        <w:rPr>
+          <w:rFonts w:hint="eastAsia"/>
+        </w:rPr>
+        <w:t xml:space="preserve">；缺账户→FA010。</w:t>
       </w:r>
     </w:p>
     <w:p>
@@ -17885,7 +21199,7 @@
         <w:t xml:space="preserve"> </w:t>
       </w:r>
       <w:r>
-        <w:t xml:space="preserve">14. RowVersion </w:t>
+        <w:t xml:space="preserve">18. RowVersion </w:t>
       </w:r>
       <w:r>
         <w:rPr>
@@ -17897,34 +21211,146 @@
         <w:t xml:space="preserve"> </w:t>
       </w:r>
       <w:r>
-        <w:t xml:space="preserve">15. </w:t>
-      </w:r>
-      <w:r>
-        <w:rPr>
-          <w:rFonts w:hint="eastAsia"/>
-        </w:rPr>
-        <w:t xml:space="preserve">唯一索引（AssetNo/分类</w:t>
-      </w:r>
-      <w:r>
-        <w:t xml:space="preserve"> </w:t>
-      </w:r>
-      <w:r>
-        <w:rPr>
-          <w:rFonts w:hint="eastAsia"/>
-        </w:rPr>
-        <w:t xml:space="preserve">Code/批次每期单批/处置每资产单单）。</w:t>
-      </w:r>
-      <w:r>
-        <w:t xml:space="preserve"> </w:t>
-      </w:r>
-      <w:r>
-        <w:t xml:space="preserve">16. </w:t>
+        <w:t xml:space="preserve">19. </w:t>
+      </w:r>
+      <w:r>
+        <w:rPr>
+          <w:rFonts w:hint="eastAsia"/>
+        </w:rPr>
+        <w:t xml:space="preserve">唯一索引</w:t>
+      </w:r>
+      <w:r>
+        <w:t xml:space="preserve"> + </w:t>
+      </w:r>
+      <w:r>
+        <w:rPr>
+          <w:rFonts w:hint="eastAsia"/>
+        </w:rPr>
+        <w:t xml:space="preserve">过滤唯一索引（AssetNo/分类</w:t>
+      </w:r>
+      <w:r>
+        <w:t xml:space="preserve"> Code/</w:t>
+      </w:r>
+      <w:r>
+        <w:rPr>
+          <w:rFonts w:hint="eastAsia"/>
+          <w:b/>
+          <w:bCs/>
+        </w:rPr>
+        <w:t xml:space="preserve">批量批次每期单批</w:t>
+      </w:r>
+      <w:r>
+        <w:rPr>
+          <w:b/>
+          <w:bCs/>
+        </w:rPr>
+        <w:t xml:space="preserve"> </w:t>
+      </w:r>
+      <w:r>
+        <w:rPr>
+          <w:rStyle w:val="VerbatimChar"/>
+          <w:b/>
+          <w:bCs/>
+        </w:rPr>
+        <w:t xml:space="preserve">RunMode IN(1,2,3) AND Status≠Reversed</w:t>
+      </w:r>
+      <w:r>
+        <w:rPr>
+          <w:rFonts w:hint="eastAsia"/>
+        </w:rPr>
+        <w:t xml:space="preserve">/处置每资产单单）；并发双</w:t>
+      </w:r>
+      <w:r>
+        <w:t xml:space="preserve"> Run </w:t>
+      </w:r>
+      <w:r>
+        <w:rPr>
+          <w:rFonts w:hint="eastAsia"/>
+        </w:rPr>
+        <w:t xml:space="preserve">被</w:t>
+      </w:r>
+      <w:r>
+        <w:t xml:space="preserve"> DB </w:t>
+      </w:r>
+      <w:r>
+        <w:rPr>
+          <w:rFonts w:hint="eastAsia"/>
+        </w:rPr>
+        <w:t xml:space="preserve">索引拦（</w:t>
+      </w:r>
+      <w:r>
+        <w:rPr>
+          <w:rFonts w:hint="eastAsia"/>
+          <w:b/>
+          <w:bCs/>
+        </w:rPr>
+        <w:t xml:space="preserve">先确认过滤索引在</w:t>
+      </w:r>
+      <w:r>
+        <w:rPr>
+          <w:b/>
+          <w:bCs/>
+        </w:rPr>
+        <w:t xml:space="preserve"> SQLite </w:t>
+      </w:r>
+      <w:r>
+        <w:rPr>
+          <w:rFonts w:hint="eastAsia"/>
+          <w:b/>
+          <w:bCs/>
+        </w:rPr>
+        <w:t xml:space="preserve">真建出，避免假绿</w:t>
+      </w:r>
+      <w:r>
+        <w:rPr>
+          <w:rFonts w:hint="eastAsia"/>
+        </w:rPr>
+        <w:t xml:space="preserve">）。</w:t>
+      </w:r>
+      <w:r>
+        <w:t xml:space="preserve"> </w:t>
+      </w:r>
+      <w:r>
+        <w:t xml:space="preserve">20. </w:t>
       </w:r>
       <w:r>
         <w:rPr>
           <w:rFonts w:hint="eastAsia"/>
         </w:rPr>
         <w:t xml:space="preserve">已结账期拒过账（FA007）。</w:t>
+      </w:r>
+      <w:r>
+        <w:t xml:space="preserve"> </w:t>
+      </w:r>
+      <w:r>
+        <w:t xml:space="preserve">21. </w:t>
+      </w:r>
+      <w:r>
+        <w:rPr>
+          <w:rFonts w:hint="eastAsia"/>
+        </w:rPr>
+        <w:t xml:space="preserve">工作量法未录量</w:t>
+      </w:r>
+      <w:r>
+        <w:t xml:space="preserve"> →</w:t>
+      </w:r>
+      <w:r>
+        <w:t xml:space="preserve"> </w:t>
+      </w:r>
+      <w:r>
+        <w:rPr>
+          <w:rStyle w:val="VerbatimChar"/>
+        </w:rPr>
+        <w:t xml:space="preserve">PreCloseCheckAsync</w:t>
+      </w:r>
+      <w:r>
+        <w:t xml:space="preserve"> </w:t>
+      </w:r>
+      <w:r>
+        <w:rPr>
+          <w:rFonts w:hint="eastAsia"/>
+        </w:rPr>
+        <w:t xml:space="preserve">硬阻断结账（提示先录量），录量后可结账；分类被引用删除→FA012。</w:t>
       </w:r>
     </w:p>
     <w:p>
@@ -18787,7 +22213,22 @@
               <w:rPr>
                 <w:rFonts w:hint="eastAsia"/>
               </w:rPr>
-              <w:t xml:space="preserve">FinBizEvent，直建更清晰、零引擎改造</w:t>
+              <w:t xml:space="preserve">FinBizEvent，直建更清晰、</w:t>
+            </w:r>
+            <w:r>
+              <w:rPr>
+                <w:rStyle w:val="VerbatimChar"/>
+              </w:rPr>
+              <w:t xml:space="preserve">AutoVoucherEngine</w:t>
+            </w:r>
+            <w:r>
+              <w:t xml:space="preserve"> </w:t>
+            </w:r>
+            <w:r>
+              <w:rPr>
+                <w:rFonts w:hint="eastAsia"/>
+              </w:rPr>
+              <w:t xml:space="preserve">零改</w:t>
             </w:r>
           </w:p>
         </w:tc>
@@ -18861,6 +22302,31 @@
         </w:pict>
       </w:r>
     </w:p>
+    <w:bookmarkEnd w:id="44"/>
+    <w:bookmarkStart w:id="45" w:name="交付协同清单跨-spec-落地必检"/>
+    <w:p>
+      <w:pPr>
+        <w:pStyle w:val="Heading2"/>
+      </w:pPr>
+      <w:r>
+        <w:t xml:space="preserve">16. </w:t>
+      </w:r>
+      <w:r>
+        <w:rPr>
+          <w:rFonts w:hint="eastAsia"/>
+        </w:rPr>
+        <w:t xml:space="preserve">交付协同清单（跨</w:t>
+      </w:r>
+      <w:r>
+        <w:t xml:space="preserve"> spec / </w:t>
+      </w:r>
+      <w:r>
+        <w:rPr>
+          <w:rFonts w:hint="eastAsia"/>
+        </w:rPr>
+        <w:t xml:space="preserve">落地必检）</w:t>
+      </w:r>
+    </w:p>
     <w:p>
       <w:pPr>
         <w:pStyle w:val="FirstParagraph"/>
@@ -18868,6 +22334,527 @@
       <w:r>
         <w:rPr>
           <w:rFonts w:hint="eastAsia"/>
+        </w:rPr>
+        <w:t xml:space="preserve">落地</w:t>
+      </w:r>
+      <w:r>
+        <w:t xml:space="preserve"> PR </w:t>
+      </w:r>
+      <w:r>
+        <w:rPr>
+          <w:rFonts w:hint="eastAsia"/>
+        </w:rPr>
+        <w:t xml:space="preserve">必须同批完成，避免跨</w:t>
+      </w:r>
+      <w:r>
+        <w:t xml:space="preserve"> spec </w:t>
+      </w:r>
+      <w:r>
+        <w:rPr>
+          <w:rFonts w:hint="eastAsia"/>
+        </w:rPr>
+        <w:t xml:space="preserve">漂移：</w:t>
+      </w:r>
+      <w:r>
+        <w:t xml:space="preserve"> </w:t>
+      </w:r>
+      <w:r>
+        <w:t xml:space="preserve">-</w:t>
+      </w:r>
+      <w:r>
+        <w:t xml:space="preserve"> </w:t>
+      </w:r>
+      <w:r>
+        <w:rPr>
+          <w:b/>
+          <w:bCs/>
+        </w:rPr>
+        <w:t xml:space="preserve">VoucherSource </w:t>
+      </w:r>
+      <w:r>
+        <w:rPr>
+          <w:rFonts w:hint="eastAsia"/>
+          <w:b/>
+          <w:bCs/>
+        </w:rPr>
+        <w:t xml:space="preserve">取位（与</w:t>
+      </w:r>
+      <w:r>
+        <w:rPr>
+          <w:b/>
+          <w:bCs/>
+        </w:rPr>
+        <w:t xml:space="preserve"> A4 </w:t>
+      </w:r>
+      <w:r>
+        <w:rPr>
+          <w:rFonts w:hint="eastAsia"/>
+          <w:b/>
+          <w:bCs/>
+        </w:rPr>
+        <w:t xml:space="preserve">无联动）</w:t>
+      </w:r>
+      <w:r>
+        <w:rPr>
+          <w:rFonts w:hint="eastAsia"/>
+        </w:rPr>
+        <w:t xml:space="preserve">：A4（spec</w:t>
+      </w:r>
+      <w:r>
+        <w:t xml:space="preserve"> + plan </w:t>
+      </w:r>
+      <w:r>
+        <w:rPr>
+          <w:rFonts w:hint="eastAsia"/>
+        </w:rPr>
+        <w:t xml:space="preserve">双定稿、排程在前）已锁定</w:t>
+      </w:r>
+      <w:r>
+        <w:t xml:space="preserve"> </w:t>
+      </w:r>
+      <w:r>
+        <w:rPr>
+          <w:rStyle w:val="VerbatimChar"/>
+        </w:rPr>
+        <w:t xml:space="preserve">BankRecon=7</w:t>
+      </w:r>
+      <w:r>
+        <w:rPr>
+          <w:rFonts w:hint="eastAsia"/>
+        </w:rPr>
+        <w:t xml:space="preserve">；A3</w:t>
+      </w:r>
+      <w:r>
+        <w:t xml:space="preserve"> </w:t>
+      </w:r>
+      <w:r>
+        <w:rPr>
+          <w:rFonts w:hint="eastAsia"/>
+        </w:rPr>
+        <w:t xml:space="preserve">取其后空位</w:t>
+      </w:r>
+      <w:r>
+        <w:t xml:space="preserve"> </w:t>
+      </w:r>
+      <w:r>
+        <w:rPr>
+          <w:rStyle w:val="VerbatimChar"/>
+        </w:rPr>
+        <w:t xml:space="preserve">Depreciation=8</w:t>
+      </w:r>
+      <w:r>
+        <w:t xml:space="preserve">/</w:t>
+      </w:r>
+      <w:r>
+        <w:rPr>
+          <w:rStyle w:val="VerbatimChar"/>
+        </w:rPr>
+        <w:t xml:space="preserve">AssetDisposal=9</w:t>
+      </w:r>
+      <w:r>
+        <w:rPr>
+          <w:rFonts w:hint="eastAsia"/>
+        </w:rPr>
+        <w:t xml:space="preserve">，两边互不冲突，</w:t>
+      </w:r>
+      <w:r>
+        <w:rPr>
+          <w:b/>
+          <w:bCs/>
+        </w:rPr>
+        <w:t xml:space="preserve">A3 </w:t>
+      </w:r>
+      <w:r>
+        <w:rPr>
+          <w:rFonts w:hint="eastAsia"/>
+          <w:b/>
+          <w:bCs/>
+        </w:rPr>
+        <w:t xml:space="preserve">落地无需改</w:t>
+      </w:r>
+      <w:r>
+        <w:rPr>
+          <w:b/>
+          <w:bCs/>
+        </w:rPr>
+        <w:t xml:space="preserve"> A4 spec/plan</w:t>
+      </w:r>
+      <w:r>
+        <w:rPr>
+          <w:rFonts w:hint="eastAsia"/>
+        </w:rPr>
+        <w:t xml:space="preserve">。落码前扫一遍</w:t>
+      </w:r>
+      <w:r>
+        <w:t xml:space="preserve"> enum </w:t>
+      </w:r>
+      <w:r>
+        <w:rPr>
+          <w:rFonts w:hint="eastAsia"/>
+        </w:rPr>
+        <w:t xml:space="preserve">确认</w:t>
+      </w:r>
+      <w:r>
+        <w:t xml:space="preserve"> 7 </w:t>
+      </w:r>
+      <w:r>
+        <w:rPr>
+          <w:rFonts w:hint="eastAsia"/>
+        </w:rPr>
+        <w:t xml:space="preserve">仍归</w:t>
+      </w:r>
+      <w:r>
+        <w:t xml:space="preserve"> A4、8/9 </w:t>
+      </w:r>
+      <w:r>
+        <w:rPr>
+          <w:rFonts w:hint="eastAsia"/>
+        </w:rPr>
+        <w:t xml:space="preserve">空闲（若</w:t>
+      </w:r>
+      <w:r>
+        <w:t xml:space="preserve"> A4 </w:t>
+      </w:r>
+      <w:r>
+        <w:rPr>
+          <w:rFonts w:hint="eastAsia"/>
+        </w:rPr>
+        <w:t xml:space="preserve">届时尚未落地亦无碍——号段已分离）。</w:t>
+      </w:r>
+      <w:r>
+        <w:t xml:space="preserve"> </w:t>
+      </w:r>
+      <w:r>
+        <w:t xml:space="preserve">-</w:t>
+      </w:r>
+      <w:r>
+        <w:t xml:space="preserve"> </w:t>
+      </w:r>
+      <w:r>
+        <w:rPr>
+          <w:rFonts w:hint="eastAsia"/>
+          <w:b/>
+          <w:bCs/>
+        </w:rPr>
+        <w:t xml:space="preserve">共享</w:t>
+      </w:r>
+      <w:r>
+        <w:rPr>
+          <w:b/>
+          <w:bCs/>
+        </w:rPr>
+        <w:t xml:space="preserve"> Fin </w:t>
+      </w:r>
+      <w:r>
+        <w:rPr>
+          <w:rFonts w:hint="eastAsia"/>
+          <w:b/>
+          <w:bCs/>
+        </w:rPr>
+        <w:t xml:space="preserve">改动登记（</w:t>
+      </w:r>
+      <w:r>
+        <w:rPr>
+          <w:rStyle w:val="VerbatimChar"/>
+          <w:b/>
+          <w:bCs/>
+        </w:rPr>
+        <w:t xml:space="preserve">AutoVoucherEngine</w:t>
+      </w:r>
+      <w:r>
+        <w:rPr>
+          <w:b/>
+          <w:bCs/>
+        </w:rPr>
+        <w:t xml:space="preserve"> </w:t>
+      </w:r>
+      <w:r>
+        <w:rPr>
+          <w:rFonts w:hint="eastAsia"/>
+          <w:b/>
+          <w:bCs/>
+        </w:rPr>
+        <w:t xml:space="preserve">零改）</w:t>
+      </w:r>
+      <w:r>
+        <w:rPr>
+          <w:rFonts w:hint="eastAsia"/>
+        </w:rPr>
+        <w:t xml:space="preserve">：①</w:t>
+      </w:r>
+      <w:r>
+        <w:t xml:space="preserve"> </w:t>
+      </w:r>
+      <w:r>
+        <w:rPr>
+          <w:rStyle w:val="VerbatimChar"/>
+        </w:rPr>
+        <w:t xml:space="preserve">VoucherSource</w:t>
+      </w:r>
+      <w:r>
+        <w:t xml:space="preserve"> </w:t>
+      </w:r>
+      <w:r>
+        <w:rPr>
+          <w:rFonts w:hint="eastAsia"/>
+        </w:rPr>
+        <w:t xml:space="preserve">追加</w:t>
+      </w:r>
+      <w:r>
+        <w:t xml:space="preserve"> </w:t>
+      </w:r>
+      <w:r>
+        <w:rPr>
+          <w:rStyle w:val="VerbatimChar"/>
+        </w:rPr>
+        <w:t xml:space="preserve">Depreciation=8</w:t>
+      </w:r>
+      <w:r>
+        <w:t xml:space="preserve">/</w:t>
+      </w:r>
+      <w:r>
+        <w:rPr>
+          <w:rStyle w:val="VerbatimChar"/>
+        </w:rPr>
+        <w:t xml:space="preserve">AssetDisposal=9</w:t>
+      </w:r>
+      <w:r>
+        <w:rPr>
+          <w:rFonts w:hint="eastAsia"/>
+        </w:rPr>
+        <w:t xml:space="preserve">；②</w:t>
+      </w:r>
+      <w:r>
+        <w:t xml:space="preserve"> </w:t>
+      </w:r>
+      <w:r>
+        <w:rPr>
+          <w:rStyle w:val="VerbatimChar"/>
+        </w:rPr>
+        <w:t xml:space="preserve">PeriodCloseService.CloseAsync</w:t>
+      </w:r>
+      <w:r>
+        <w:t xml:space="preserve"> </w:t>
+      </w:r>
+      <w:r>
+        <w:rPr>
+          <w:rFonts w:hint="eastAsia"/>
+        </w:rPr>
+        <w:t xml:space="preserve">折旧钩子（汇兑重估之前）+</w:t>
+      </w:r>
+      <w:r>
+        <w:t xml:space="preserve"> </w:t>
+      </w:r>
+      <w:r>
+        <w:rPr>
+          <w:rStyle w:val="VerbatimChar"/>
+        </w:rPr>
+        <w:t xml:space="preserve">PreCloseCheckAsync</w:t>
+      </w:r>
+      <w:r>
+        <w:t xml:space="preserve"> </w:t>
+      </w:r>
+      <w:r>
+        <w:rPr>
+          <w:rFonts w:hint="eastAsia"/>
+        </w:rPr>
+        <w:t xml:space="preserve">两类预检（§6.1）；③</w:t>
+      </w:r>
+      <w:r>
+        <w:t xml:space="preserve"> </w:t>
+      </w:r>
+      <w:r>
+        <w:rPr>
+          <w:rStyle w:val="VerbatimChar"/>
+        </w:rPr>
+        <w:t xml:space="preserve">Program.cs</w:t>
+      </w:r>
+      <w:r>
+        <w:t xml:space="preserve"> </w:t>
+      </w:r>
+      <w:r>
+        <w:rPr>
+          <w:rFonts w:hint="eastAsia"/>
+        </w:rPr>
+        <w:t xml:space="preserve">注册</w:t>
+      </w:r>
+      <w:r>
+        <w:t xml:space="preserve"> </w:t>
+      </w:r>
+      <w:r>
+        <w:rPr>
+          <w:rStyle w:val="VerbatimChar"/>
+        </w:rPr>
+        <w:t xml:space="preserve">AssetDepreciationWorker</w:t>
+      </w:r>
+      <w:r>
+        <w:t xml:space="preserve"> </w:t>
+      </w:r>
+      <w:r>
+        <w:t xml:space="preserve">+ 4 </w:t>
+      </w:r>
+      <w:r>
+        <w:rPr>
+          <w:rFonts w:hint="eastAsia"/>
+        </w:rPr>
+        <w:t xml:space="preserve">服务</w:t>
+      </w:r>
+      <w:r>
+        <w:t xml:space="preserve"> DI。</w:t>
+      </w:r>
+      <w:r>
+        <w:t xml:space="preserve"> </w:t>
+      </w:r>
+      <w:r>
+        <w:t xml:space="preserve">-</w:t>
+      </w:r>
+      <w:r>
+        <w:t xml:space="preserve"> </w:t>
+      </w:r>
+      <w:r>
+        <w:rPr>
+          <w:b/>
+          <w:bCs/>
+        </w:rPr>
+        <w:t xml:space="preserve">Seed </w:t>
+      </w:r>
+      <w:r>
+        <w:rPr>
+          <w:rFonts w:hint="eastAsia"/>
+          <w:b/>
+          <w:bCs/>
+        </w:rPr>
+        <w:t xml:space="preserve">协同</w:t>
+      </w:r>
+      <w:r>
+        <w:rPr>
+          <w:rFonts w:hint="eastAsia"/>
+        </w:rPr>
+        <w:t xml:space="preserve">：</w:t>
+      </w:r>
+      <w:r>
+        <w:rPr>
+          <w:rStyle w:val="VerbatimChar"/>
+        </w:rPr>
+        <w:t xml:space="preserve">2221 </w:t>
+      </w:r>
+      <w:r>
+        <w:rPr>
+          <w:rStyle w:val="VerbatimChar"/>
+          <w:rFonts w:hint="eastAsia"/>
+        </w:rPr>
+        <w:t xml:space="preserve">应交税费</w:t>
+      </w:r>
+      <w:r>
+        <w:t xml:space="preserve"> </w:t>
+      </w:r>
+      <w:r>
+        <w:rPr>
+          <w:rFonts w:hint="eastAsia"/>
+        </w:rPr>
+        <w:t xml:space="preserve">若</w:t>
+      </w:r>
+      <w:r>
+        <w:t xml:space="preserve"> AP/AR </w:t>
+      </w:r>
+      <w:r>
+        <w:rPr>
+          <w:rFonts w:hint="eastAsia"/>
+        </w:rPr>
+        <w:t xml:space="preserve">已建则仅补</w:t>
+      </w:r>
+      <w:r>
+        <w:t xml:space="preserve"> </w:t>
+      </w:r>
+      <w:r>
+        <w:rPr>
+          <w:rStyle w:val="VerbatimChar"/>
+        </w:rPr>
+        <w:t xml:space="preserve">OUTPUT_VAT</w:t>
+      </w:r>
+      <w:r>
+        <w:t xml:space="preserve"> </w:t>
+      </w:r>
+      <w:r>
+        <w:rPr>
+          <w:rFonts w:hint="eastAsia"/>
+        </w:rPr>
+        <w:t xml:space="preserve">Role、勿重复建科目（§9.1）。</w:t>
+      </w:r>
+      <w:r>
+        <w:t xml:space="preserve"> </w:t>
+      </w:r>
+      <w:r>
+        <w:t xml:space="preserve">-</w:t>
+      </w:r>
+      <w:r>
+        <w:t xml:space="preserve"> </w:t>
+      </w:r>
+      <w:r>
+        <w:rPr>
+          <w:rFonts w:hint="eastAsia"/>
+          <w:b/>
+          <w:bCs/>
+        </w:rPr>
+        <w:t xml:space="preserve">菜单号</w:t>
+      </w:r>
+      <w:r>
+        <w:rPr>
+          <w:rFonts w:hint="eastAsia"/>
+        </w:rPr>
+        <w:t xml:space="preserve">：A3</w:t>
+      </w:r>
+      <w:r>
+        <w:t xml:space="preserve"> </w:t>
+      </w:r>
+      <w:r>
+        <w:rPr>
+          <w:rFonts w:hint="eastAsia"/>
+        </w:rPr>
+        <w:t xml:space="preserve">用</w:t>
+      </w:r>
+      <w:r>
+        <w:t xml:space="preserve"> </w:t>
+      </w:r>
+      <w:r>
+        <w:rPr>
+          <w:rFonts w:hint="eastAsia"/>
+        </w:rPr>
+        <w:t xml:space="preserve">615~618，落码前核实</w:t>
+      </w:r>
+      <w:r>
+        <w:t xml:space="preserve"> 614 </w:t>
+      </w:r>
+      <w:r>
+        <w:rPr>
+          <w:rFonts w:hint="eastAsia"/>
+        </w:rPr>
+        <w:t xml:space="preserve">仍为</w:t>
+      </w:r>
+      <w:r>
+        <w:t xml:space="preserve"> A4 </w:t>
+      </w:r>
+      <w:r>
+        <w:rPr>
+          <w:rFonts w:hint="eastAsia"/>
+        </w:rPr>
+        <w:t xml:space="preserve">预留（§10）。</w:t>
+      </w:r>
+    </w:p>
+    <w:p>
+      <w:r>
+        <w:pict>
+          <v:rect style="width:0;height:1.5pt" o:hralign="center" o:hrstd="t" o:hr="t"/>
+        </w:pict>
+      </w:r>
+    </w:p>
+    <w:p>
+      <w:pPr>
+        <w:pStyle w:val="FirstParagraph"/>
+      </w:pPr>
+      <w:r>
+        <w:rPr>
+          <w:rFonts w:hint="eastAsia"/>
           <w:i/>
           <w:iCs/>
         </w:rPr>
@@ -18886,7 +22873,7 @@
           <w:i/>
           <w:iCs/>
         </w:rPr>
-        <w:t xml:space="preserve">2026-06-19。现状据财务</w:t>
+        <w:t xml:space="preserve">2026-06-19（brainstorming</w:t>
       </w:r>
       <w:r>
         <w:rPr>
@@ -18901,14 +22888,14 @@
           <w:i/>
           <w:iCs/>
         </w:rPr>
-        <w:t xml:space="preserve">GL/自动凭证/期间结账/成本中心/MES</w:t>
+        <w:t xml:space="preserve">定稿</w:t>
       </w:r>
       <w:r>
         <w:rPr>
           <w:i/>
           <w:iCs/>
         </w:rPr>
-        <w:t xml:space="preserve"> Machine </w:t>
+        <w:t xml:space="preserve"> + review </w:t>
       </w:r>
       <w:r>
         <w:rPr>
@@ -18916,7 +22903,7 @@
           <w:i/>
           <w:iCs/>
         </w:rPr>
-        <w:t xml:space="preserve">真实代码探查（Explore</w:t>
+        <w:t xml:space="preserve">修订并入）。现状据财务</w:t>
       </w:r>
       <w:r>
         <w:rPr>
@@ -18931,14 +22918,14 @@
           <w:i/>
           <w:iCs/>
         </w:rPr>
-        <w:t xml:space="preserve">逐行锚定，见</w:t>
+        <w:t xml:space="preserve">GL/自动凭证/期间结账/成本中心/MES</w:t>
       </w:r>
       <w:r>
         <w:rPr>
           <w:i/>
           <w:iCs/>
         </w:rPr>
-        <w:t xml:space="preserve"> </w:t>
+        <w:t xml:space="preserve"> Machine </w:t>
       </w:r>
       <w:r>
         <w:rPr>
@@ -18946,7 +22933,7 @@
           <w:i/>
           <w:iCs/>
         </w:rPr>
-        <w:t xml:space="preserve">§1）。下一步：writing-plans</w:t>
+        <w:t xml:space="preserve">真实代码探查（Explore</w:t>
       </w:r>
       <w:r>
         <w:rPr>
@@ -18961,11 +22948,41 @@
           <w:i/>
           <w:iCs/>
         </w:rPr>
+        <w:t xml:space="preserve">逐行锚定，见</w:t>
+      </w:r>
+      <w:r>
+        <w:rPr>
+          <w:i/>
+          <w:iCs/>
+        </w:rPr>
+        <w:t xml:space="preserve"> </w:t>
+      </w:r>
+      <w:r>
+        <w:rPr>
+          <w:rFonts w:hint="eastAsia"/>
+          <w:i/>
+          <w:iCs/>
+        </w:rPr>
+        <w:t xml:space="preserve">§1）。下一步：writing-plans</w:t>
+      </w:r>
+      <w:r>
+        <w:rPr>
+          <w:i/>
+          <w:iCs/>
+        </w:rPr>
+        <w:t xml:space="preserve"> </w:t>
+      </w:r>
+      <w:r>
+        <w:rPr>
+          <w:rFonts w:hint="eastAsia"/>
+          <w:i/>
+          <w:iCs/>
+        </w:rPr>
         <w:t xml:space="preserve">出实施计划。</w:t>
       </w:r>
     </w:p>
-    <w:bookmarkEnd w:id="44"/>
     <w:bookmarkEnd w:id="45"/>
+    <w:bookmarkEnd w:id="46"/>
     <w:sectPr>
       <w:footnotePr>
         <w:numRestart w:val="eachSect"/>
